--- a/Appunti lezione/Esercizi con BST.docx
+++ b/Appunti lezione/Esercizi con BST.docx
@@ -13,6 +13,245 @@
           <w:lang w:val="it-IT"/>
         </w:rPr>
         <w:t>Esercizi con BST.</w:t>
+      </w:r>
+    </w:p>
+    <w:p>
+      <w:pPr>
+        <w:rPr>
+          <w:lang w:val="it-IT"/>
+        </w:rPr>
+      </w:pPr>
+      <w:r>
+        <w:rPr>
+          <w:lang w:val="it-IT"/>
+        </w:rPr>
+        <w:t>Cose fondamentali da inserire nella classe Item da creare:</w:t>
+      </w:r>
+    </w:p>
+    <w:p>
+      <w:pPr>
+        <w:pStyle w:val="ListParagraph"/>
+        <w:numPr>
+          <w:ilvl w:val="0"/>
+          <w:numId w:val="3"/>
+        </w:numPr>
+        <w:rPr>
+          <w:lang w:val="it-IT"/>
+        </w:rPr>
+      </w:pPr>
+      <w:r>
+        <w:rPr>
+          <w:lang w:val="it-IT"/>
+        </w:rPr>
+        <w:t>Inizializzare la key ad un valore molto also es. 1000</w:t>
+      </w:r>
+    </w:p>
+    <w:p>
+      <w:pPr>
+        <w:pStyle w:val="ListParagraph"/>
+        <w:numPr>
+          <w:ilvl w:val="0"/>
+          <w:numId w:val="3"/>
+        </w:numPr>
+        <w:rPr>
+          <w:lang w:val="it-IT"/>
+        </w:rPr>
+      </w:pPr>
+      <w:r>
+        <w:rPr>
+          <w:lang w:val="it-IT"/>
+        </w:rPr>
+        <w:t>Metodo key() che ritorna la chiave chiamata keyval, ID, pippo...</w:t>
+      </w:r>
+    </w:p>
+    <w:p>
+      <w:pPr>
+        <w:pStyle w:val="ListParagraph"/>
+        <w:numPr>
+          <w:ilvl w:val="0"/>
+          <w:numId w:val="3"/>
+        </w:numPr>
+        <w:rPr>
+          <w:lang w:val="it-IT"/>
+        </w:rPr>
+      </w:pPr>
+      <w:r>
+        <w:rPr>
+          <w:lang w:val="it-IT"/>
+        </w:rPr>
+        <w:t>Metodo show che sostanzialmente stampa se stesso:</w:t>
+      </w:r>
+    </w:p>
+    <w:p>
+      <w:pPr>
+        <w:pStyle w:val="ListParagraph"/>
+        <w:rPr>
+          <w:rFonts w:ascii="Cascadia Mono" w:eastAsia="Times New Roman" w:hAnsi="Cascadia Mono" w:cs="Cascadia Mono"/>
+          <w:color w:val="000000"/>
+          <w:kern w:val="0"/>
+          <w:sz w:val="22"/>
+          <w:szCs w:val="22"/>
+          <w:lang w:val="en-BE" w:eastAsia="en-BE"/>
+          <w14:ligatures w14:val="none"/>
+        </w:rPr>
+      </w:pPr>
+      <w:r>
+        <w:rPr>
+          <w:rFonts w:ascii="Cascadia Mono" w:eastAsia="Times New Roman" w:hAnsi="Cascadia Mono" w:cs="Cascadia Mono"/>
+          <w:color w:val="0000FF"/>
+          <w:kern w:val="0"/>
+          <w:sz w:val="22"/>
+          <w:szCs w:val="22"/>
+          <w:lang w:val="en-BE" w:eastAsia="en-BE"/>
+          <w14:ligatures w14:val="none"/>
+        </w:rPr>
+        <w:t>void</w:t>
+      </w:r>
+      <w:r>
+        <w:rPr>
+          <w:rFonts w:ascii="Cascadia Mono" w:eastAsia="Times New Roman" w:hAnsi="Cascadia Mono" w:cs="Cascadia Mono"/>
+          <w:color w:val="000000"/>
+          <w:kern w:val="0"/>
+          <w:sz w:val="22"/>
+          <w:szCs w:val="22"/>
+          <w:lang w:val="en-BE" w:eastAsia="en-BE"/>
+          <w14:ligatures w14:val="none"/>
+        </w:rPr>
+        <w:t xml:space="preserve"> show(</w:t>
+      </w:r>
+      <w:r>
+        <w:rPr>
+          <w:rFonts w:ascii="Cascadia Mono" w:eastAsia="Times New Roman" w:hAnsi="Cascadia Mono" w:cs="Cascadia Mono"/>
+          <w:color w:val="2B91AF"/>
+          <w:kern w:val="0"/>
+          <w:sz w:val="22"/>
+          <w:szCs w:val="22"/>
+          <w:lang w:val="en-BE" w:eastAsia="en-BE"/>
+          <w14:ligatures w14:val="none"/>
+        </w:rPr>
+        <w:t>ostream</w:t>
+      </w:r>
+      <w:r>
+        <w:rPr>
+          <w:rFonts w:ascii="Cascadia Mono" w:eastAsia="Times New Roman" w:hAnsi="Cascadia Mono" w:cs="Cascadia Mono"/>
+          <w:color w:val="000000"/>
+          <w:kern w:val="0"/>
+          <w:sz w:val="22"/>
+          <w:szCs w:val="22"/>
+          <w:lang w:val="en-BE" w:eastAsia="en-BE"/>
+          <w14:ligatures w14:val="none"/>
+        </w:rPr>
+        <w:t xml:space="preserve">&amp; </w:t>
+      </w:r>
+      <w:r>
+        <w:rPr>
+          <w:rFonts w:ascii="Cascadia Mono" w:eastAsia="Times New Roman" w:hAnsi="Cascadia Mono" w:cs="Cascadia Mono"/>
+          <w:color w:val="808080"/>
+          <w:kern w:val="0"/>
+          <w:sz w:val="22"/>
+          <w:szCs w:val="22"/>
+          <w:lang w:val="en-BE" w:eastAsia="en-BE"/>
+          <w14:ligatures w14:val="none"/>
+        </w:rPr>
+        <w:t>os</w:t>
+      </w:r>
+      <w:r>
+        <w:rPr>
+          <w:rFonts w:ascii="Cascadia Mono" w:eastAsia="Times New Roman" w:hAnsi="Cascadia Mono" w:cs="Cascadia Mono"/>
+          <w:color w:val="000000"/>
+          <w:kern w:val="0"/>
+          <w:sz w:val="22"/>
+          <w:szCs w:val="22"/>
+          <w:lang w:val="en-BE" w:eastAsia="en-BE"/>
+          <w14:ligatures w14:val="none"/>
+        </w:rPr>
+        <w:t xml:space="preserve"> = cout) { cout </w:t>
+      </w:r>
+      <w:r>
+        <w:rPr>
+          <w:rFonts w:ascii="Cascadia Mono" w:eastAsia="Times New Roman" w:hAnsi="Cascadia Mono" w:cs="Cascadia Mono"/>
+          <w:color w:val="008080"/>
+          <w:kern w:val="0"/>
+          <w:sz w:val="22"/>
+          <w:szCs w:val="22"/>
+          <w:lang w:val="en-BE" w:eastAsia="en-BE"/>
+          <w14:ligatures w14:val="none"/>
+        </w:rPr>
+        <w:t>&lt;&lt;</w:t>
+      </w:r>
+      <w:r>
+        <w:rPr>
+          <w:rFonts w:ascii="Cascadia Mono" w:eastAsia="Times New Roman" w:hAnsi="Cascadia Mono" w:cs="Cascadia Mono"/>
+          <w:color w:val="000000"/>
+          <w:kern w:val="0"/>
+          <w:sz w:val="22"/>
+          <w:szCs w:val="22"/>
+          <w:lang w:val="en-BE" w:eastAsia="en-BE"/>
+          <w14:ligatures w14:val="none"/>
+        </w:rPr>
+        <w:t xml:space="preserve"> key </w:t>
+      </w:r>
+      <w:r>
+        <w:rPr>
+          <w:rFonts w:ascii="Cascadia Mono" w:eastAsia="Times New Roman" w:hAnsi="Cascadia Mono" w:cs="Cascadia Mono"/>
+          <w:color w:val="008080"/>
+          <w:kern w:val="0"/>
+          <w:sz w:val="22"/>
+          <w:szCs w:val="22"/>
+          <w:lang w:val="en-BE" w:eastAsia="en-BE"/>
+          <w14:ligatures w14:val="none"/>
+        </w:rPr>
+        <w:t>&lt;&lt;</w:t>
+      </w:r>
+      <w:r>
+        <w:rPr>
+          <w:rFonts w:ascii="Cascadia Mono" w:eastAsia="Times New Roman" w:hAnsi="Cascadia Mono" w:cs="Cascadia Mono"/>
+          <w:color w:val="000000"/>
+          <w:kern w:val="0"/>
+          <w:sz w:val="22"/>
+          <w:szCs w:val="22"/>
+          <w:lang w:val="en-BE" w:eastAsia="en-BE"/>
+          <w14:ligatures w14:val="none"/>
+        </w:rPr>
+        <w:t xml:space="preserve"> data </w:t>
+      </w:r>
+      <w:r>
+        <w:rPr>
+          <w:rFonts w:ascii="Cascadia Mono" w:eastAsia="Times New Roman" w:hAnsi="Cascadia Mono" w:cs="Cascadia Mono"/>
+          <w:color w:val="008080"/>
+          <w:kern w:val="0"/>
+          <w:sz w:val="22"/>
+          <w:szCs w:val="22"/>
+          <w:lang w:val="en-BE" w:eastAsia="en-BE"/>
+          <w14:ligatures w14:val="none"/>
+        </w:rPr>
+        <w:t>&lt;&lt;</w:t>
+      </w:r>
+      <w:r>
+        <w:rPr>
+          <w:rFonts w:ascii="Cascadia Mono" w:eastAsia="Times New Roman" w:hAnsi="Cascadia Mono" w:cs="Cascadia Mono"/>
+          <w:color w:val="000000"/>
+          <w:kern w:val="0"/>
+          <w:sz w:val="22"/>
+          <w:szCs w:val="22"/>
+          <w:lang w:val="en-BE" w:eastAsia="en-BE"/>
+          <w14:ligatures w14:val="none"/>
+        </w:rPr>
+        <w:t xml:space="preserve"> endl; }</w:t>
+      </w:r>
+    </w:p>
+    <w:p>
+      <w:pPr>
+        <w:pStyle w:val="ListParagraph"/>
+        <w:rPr>
+          <w:lang w:val="it-IT"/>
+        </w:rPr>
+      </w:pPr>
+      <w:r>
+        <w:rPr>
+          <w:lang w:val="it-IT"/>
+        </w:rPr>
+        <w:t xml:space="preserve"> </w:t>
       </w:r>
     </w:p>
     <w:p>
@@ -1117,7 +1356,6 @@
         <w:rPr>
           <w:lang w:val="it-IT"/>
         </w:rPr>
-        <w:lastRenderedPageBreak/>
         <w:t>Il metodo passa come parametro il livello (inizalmente 0) e se %2 è zero, allora aggiunge alla lista, richiama poi sui figli con livello+1.</w:t>
       </w:r>
     </w:p>
@@ -1228,31 +1466,7 @@
         </w:rPr>
       </w:pPr>
       <w:r>
-        <w:t xml:space="preserve">Non </w:t>
-      </w:r>
-      <w:proofErr w:type="spellStart"/>
-      <w:r>
-        <w:t>ho</w:t>
-      </w:r>
-      <w:proofErr w:type="spellEnd"/>
-      <w:r>
-        <w:t xml:space="preserve"> </w:t>
-      </w:r>
-      <w:proofErr w:type="spellStart"/>
-      <w:r>
-        <w:t>capito</w:t>
-      </w:r>
-      <w:proofErr w:type="spellEnd"/>
-      <w:r>
-        <w:t xml:space="preserve"> bene </w:t>
-      </w:r>
-      <w:proofErr w:type="spellStart"/>
-      <w:r>
-        <w:t>l’implementazione</w:t>
-      </w:r>
-      <w:proofErr w:type="spellEnd"/>
-      <w:r>
-        <w:t xml:space="preserve"> di </w:t>
+        <w:t xml:space="preserve">Non ho capito bene l’implementazione di </w:t>
       </w:r>
       <w:r>
         <w:rPr>
@@ -1286,54 +1500,30 @@
           <w:szCs w:val="19"/>
           <w:highlight w:val="white"/>
         </w:rPr>
+        <w:t xml:space="preserve"> find_closest_tomean(</w:t>
+      </w:r>
+      <w:r>
+        <w:rPr>
+          <w:rFonts w:ascii="Cascadia Mono" w:hAnsi="Cascadia Mono" w:cs="Cascadia Mono"/>
+          <w:color w:val="0000FF"/>
+          <w:kern w:val="0"/>
+          <w:sz w:val="19"/>
+          <w:szCs w:val="19"/>
+          <w:highlight w:val="white"/>
+        </w:rPr>
+        <w:t>float</w:t>
+      </w:r>
+      <w:r>
+        <w:rPr>
+          <w:rFonts w:ascii="Cascadia Mono" w:hAnsi="Cascadia Mono" w:cs="Cascadia Mono"/>
+          <w:color w:val="000000"/>
+          <w:kern w:val="0"/>
+          <w:sz w:val="19"/>
+          <w:szCs w:val="19"/>
+          <w:highlight w:val="white"/>
+        </w:rPr>
         <w:t xml:space="preserve"> </w:t>
       </w:r>
-      <w:proofErr w:type="spellStart"/>
-      <w:r>
-        <w:rPr>
-          <w:rFonts w:ascii="Cascadia Mono" w:hAnsi="Cascadia Mono" w:cs="Cascadia Mono"/>
-          <w:color w:val="000000"/>
-          <w:kern w:val="0"/>
-          <w:sz w:val="19"/>
-          <w:szCs w:val="19"/>
-          <w:highlight w:val="white"/>
-        </w:rPr>
-        <w:t>find_closest_tomean</w:t>
-      </w:r>
-      <w:proofErr w:type="spellEnd"/>
-      <w:r>
-        <w:rPr>
-          <w:rFonts w:ascii="Cascadia Mono" w:hAnsi="Cascadia Mono" w:cs="Cascadia Mono"/>
-          <w:color w:val="000000"/>
-          <w:kern w:val="0"/>
-          <w:sz w:val="19"/>
-          <w:szCs w:val="19"/>
-          <w:highlight w:val="white"/>
-        </w:rPr>
-        <w:t>(</w:t>
-      </w:r>
-      <w:r>
-        <w:rPr>
-          <w:rFonts w:ascii="Cascadia Mono" w:hAnsi="Cascadia Mono" w:cs="Cascadia Mono"/>
-          <w:color w:val="0000FF"/>
-          <w:kern w:val="0"/>
-          <w:sz w:val="19"/>
-          <w:szCs w:val="19"/>
-          <w:highlight w:val="white"/>
-        </w:rPr>
-        <w:t>float</w:t>
-      </w:r>
-      <w:r>
-        <w:rPr>
-          <w:rFonts w:ascii="Cascadia Mono" w:hAnsi="Cascadia Mono" w:cs="Cascadia Mono"/>
-          <w:color w:val="000000"/>
-          <w:kern w:val="0"/>
-          <w:sz w:val="19"/>
-          <w:szCs w:val="19"/>
-          <w:highlight w:val="white"/>
-        </w:rPr>
-        <w:t xml:space="preserve"> </w:t>
-      </w:r>
       <w:r>
         <w:rPr>
           <w:rFonts w:ascii="Cascadia Mono" w:hAnsi="Cascadia Mono" w:cs="Cascadia Mono"/>
@@ -1358,21 +1548,8 @@
       </w:r>
     </w:p>
     <w:p>
-      <w:proofErr w:type="spellStart"/>
-      <w:r>
-        <w:t>Studialo</w:t>
-      </w:r>
-      <w:proofErr w:type="spellEnd"/>
-      <w:r>
-        <w:t xml:space="preserve"> </w:t>
-      </w:r>
-      <w:proofErr w:type="spellStart"/>
-      <w:r>
-        <w:t>meglio</w:t>
-      </w:r>
-      <w:proofErr w:type="spellEnd"/>
-      <w:r>
-        <w:t>.</w:t>
+      <w:r>
+        <w:t>Studialo meglio.</w:t>
       </w:r>
     </w:p>
     <w:p>
@@ -1396,6 +1573,95 @@
 <file path=word/numbering.xml><?xml version="1.0" encoding="utf-8"?>
 <w:numbering xmlns:wpc="http://schemas.microsoft.com/office/word/2010/wordprocessingCanvas" xmlns:cx="http://schemas.microsoft.com/office/drawing/2014/chartex" xmlns:cx1="http://schemas.microsoft.com/office/drawing/2015/9/8/chartex" xmlns:cx2="http://schemas.microsoft.com/office/drawing/2015/10/21/chartex" xmlns:cx3="http://schemas.microsoft.com/office/drawing/2016/5/9/chartex" xmlns:cx4="http://schemas.microsoft.com/office/drawing/2016/5/10/chartex" xmlns:cx5="http://schemas.microsoft.com/office/drawing/2016/5/11/chartex" xmlns:cx6="http://schemas.microsoft.com/office/drawing/2016/5/12/chartex" xmlns:cx7="http://schemas.microsoft.com/office/drawing/2016/5/13/chartex" xmlns:cx8="http://schemas.microsoft.com/office/drawing/2016/5/14/chartex" xmlns:mc="http://schemas.openxmlformats.org/markup-compatibility/2006" xmlns:aink="http://schemas.microsoft.com/office/drawing/2016/ink" xmlns:am3d="http://schemas.microsoft.com/office/drawing/2017/model3d" xmlns:o="urn:schemas-microsoft-com:office:office" xmlns:oel="http://schemas.microsoft.com/office/2019/extlst" xmlns:r="http://schemas.openxmlformats.org/officeDocument/2006/relationships" xmlns:m="http://schemas.openxmlformats.org/officeDocument/2006/math" xmlns:v="urn:schemas-microsoft-com:vml" xmlns:wp14="http://schemas.microsoft.com/office/word/2010/wordprocessingDrawing" xmlns:wp="http://schemas.openxmlformats.org/drawingml/2006/wordprocessingDrawing" xmlns:w10="urn:schemas-microsoft-com:office:word" xmlns:w="http://schemas.openxmlformats.org/wordprocessingml/2006/main" xmlns:w14="http://schemas.microsoft.com/office/word/2010/wordml" xmlns:w15="http://schemas.microsoft.com/office/word/2012/wordml" xmlns:w16cex="http://schemas.microsoft.com/office/word/2018/wordml/cex" xmlns:w16cid="http://schemas.microsoft.com/office/word/2016/wordml/cid" xmlns:w16="http://schemas.microsoft.com/office/word/2018/wordml" xmlns:w16du="http://schemas.microsoft.com/office/word/2023/wordml/word16du" xmlns:w16sdtdh="http://schemas.microsoft.com/office/word/2020/wordml/sdtdatahash" xmlns:w16sdtfl="http://schemas.microsoft.com/office/word/2024/wordml/sdtformatlock" xmlns:w16se="http://schemas.microsoft.com/office/word/2015/wordml/symex" xmlns:wpg="http://schemas.microsoft.com/office/word/2010/wordprocessingGroup" xmlns:wpi="http://schemas.microsoft.com/office/word/2010/wordprocessingInk" xmlns:wne="http://schemas.microsoft.com/office/word/2006/wordml" xmlns:wps="http://schemas.microsoft.com/office/word/2010/wordprocessingShape" mc:Ignorable="w14 w15 w16se w16cid w16 w16cex w16sdtdh w16sdtfl w16du wp14">
   <w:abstractNum w:abstractNumId="0" w15:restartNumberingAfterBreak="0">
+    <w:nsid w:val="2AB23308"/>
+    <w:multiLevelType w:val="hybridMultilevel"/>
+    <w:tmpl w:val="172694E4"/>
+    <w:lvl w:ilvl="0" w:tplc="0C000011">
+      <w:start w:val="1"/>
+      <w:numFmt w:val="decimal"/>
+      <w:lvlText w:val="%1)"/>
+      <w:lvlJc w:val="left"/>
+      <w:pPr>
+        <w:ind w:left="720" w:hanging="360"/>
+      </w:pPr>
+      <w:rPr>
+        <w:rFonts w:hint="default"/>
+      </w:rPr>
+    </w:lvl>
+    <w:lvl w:ilvl="1" w:tplc="0C000019" w:tentative="1">
+      <w:start w:val="1"/>
+      <w:numFmt w:val="lowerLetter"/>
+      <w:lvlText w:val="%2."/>
+      <w:lvlJc w:val="left"/>
+      <w:pPr>
+        <w:ind w:left="1440" w:hanging="360"/>
+      </w:pPr>
+    </w:lvl>
+    <w:lvl w:ilvl="2" w:tplc="0C00001B" w:tentative="1">
+      <w:start w:val="1"/>
+      <w:numFmt w:val="lowerRoman"/>
+      <w:lvlText w:val="%3."/>
+      <w:lvlJc w:val="right"/>
+      <w:pPr>
+        <w:ind w:left="2160" w:hanging="180"/>
+      </w:pPr>
+    </w:lvl>
+    <w:lvl w:ilvl="3" w:tplc="0C00000F" w:tentative="1">
+      <w:start w:val="1"/>
+      <w:numFmt w:val="decimal"/>
+      <w:lvlText w:val="%4."/>
+      <w:lvlJc w:val="left"/>
+      <w:pPr>
+        <w:ind w:left="2880" w:hanging="360"/>
+      </w:pPr>
+    </w:lvl>
+    <w:lvl w:ilvl="4" w:tplc="0C000019" w:tentative="1">
+      <w:start w:val="1"/>
+      <w:numFmt w:val="lowerLetter"/>
+      <w:lvlText w:val="%5."/>
+      <w:lvlJc w:val="left"/>
+      <w:pPr>
+        <w:ind w:left="3600" w:hanging="360"/>
+      </w:pPr>
+    </w:lvl>
+    <w:lvl w:ilvl="5" w:tplc="0C00001B" w:tentative="1">
+      <w:start w:val="1"/>
+      <w:numFmt w:val="lowerRoman"/>
+      <w:lvlText w:val="%6."/>
+      <w:lvlJc w:val="right"/>
+      <w:pPr>
+        <w:ind w:left="4320" w:hanging="180"/>
+      </w:pPr>
+    </w:lvl>
+    <w:lvl w:ilvl="6" w:tplc="0C00000F" w:tentative="1">
+      <w:start w:val="1"/>
+      <w:numFmt w:val="decimal"/>
+      <w:lvlText w:val="%7."/>
+      <w:lvlJc w:val="left"/>
+      <w:pPr>
+        <w:ind w:left="5040" w:hanging="360"/>
+      </w:pPr>
+    </w:lvl>
+    <w:lvl w:ilvl="7" w:tplc="0C000019" w:tentative="1">
+      <w:start w:val="1"/>
+      <w:numFmt w:val="lowerLetter"/>
+      <w:lvlText w:val="%8."/>
+      <w:lvlJc w:val="left"/>
+      <w:pPr>
+        <w:ind w:left="5760" w:hanging="360"/>
+      </w:pPr>
+    </w:lvl>
+    <w:lvl w:ilvl="8" w:tplc="0C00001B" w:tentative="1">
+      <w:start w:val="1"/>
+      <w:numFmt w:val="lowerRoman"/>
+      <w:lvlText w:val="%9."/>
+      <w:lvlJc w:val="right"/>
+      <w:pPr>
+        <w:ind w:left="6480" w:hanging="180"/>
+      </w:pPr>
+    </w:lvl>
+  </w:abstractNum>
+  <w:abstractNum w:abstractNumId="1" w15:restartNumberingAfterBreak="0">
     <w:nsid w:val="5E66295B"/>
     <w:multiLevelType w:val="hybridMultilevel"/>
     <w:tmpl w:val="0E80B0B2"/>
@@ -1484,7 +1750,102 @@
       </w:pPr>
     </w:lvl>
   </w:abstractNum>
+  <w:abstractNum w:abstractNumId="2" w15:restartNumberingAfterBreak="0">
+    <w:nsid w:val="743144E9"/>
+    <w:multiLevelType w:val="hybridMultilevel"/>
+    <w:tmpl w:val="99747B18"/>
+    <w:lvl w:ilvl="0" w:tplc="0C000011">
+      <w:start w:val="1"/>
+      <w:numFmt w:val="decimal"/>
+      <w:lvlText w:val="%1)"/>
+      <w:lvlJc w:val="left"/>
+      <w:pPr>
+        <w:ind w:left="720" w:hanging="360"/>
+      </w:pPr>
+      <w:rPr>
+        <w:rFonts w:hint="default"/>
+      </w:rPr>
+    </w:lvl>
+    <w:lvl w:ilvl="1" w:tplc="0C000019" w:tentative="1">
+      <w:start w:val="1"/>
+      <w:numFmt w:val="lowerLetter"/>
+      <w:lvlText w:val="%2."/>
+      <w:lvlJc w:val="left"/>
+      <w:pPr>
+        <w:ind w:left="1440" w:hanging="360"/>
+      </w:pPr>
+    </w:lvl>
+    <w:lvl w:ilvl="2" w:tplc="0C00001B" w:tentative="1">
+      <w:start w:val="1"/>
+      <w:numFmt w:val="lowerRoman"/>
+      <w:lvlText w:val="%3."/>
+      <w:lvlJc w:val="right"/>
+      <w:pPr>
+        <w:ind w:left="2160" w:hanging="180"/>
+      </w:pPr>
+    </w:lvl>
+    <w:lvl w:ilvl="3" w:tplc="0C00000F" w:tentative="1">
+      <w:start w:val="1"/>
+      <w:numFmt w:val="decimal"/>
+      <w:lvlText w:val="%4."/>
+      <w:lvlJc w:val="left"/>
+      <w:pPr>
+        <w:ind w:left="2880" w:hanging="360"/>
+      </w:pPr>
+    </w:lvl>
+    <w:lvl w:ilvl="4" w:tplc="0C000019" w:tentative="1">
+      <w:start w:val="1"/>
+      <w:numFmt w:val="lowerLetter"/>
+      <w:lvlText w:val="%5."/>
+      <w:lvlJc w:val="left"/>
+      <w:pPr>
+        <w:ind w:left="3600" w:hanging="360"/>
+      </w:pPr>
+    </w:lvl>
+    <w:lvl w:ilvl="5" w:tplc="0C00001B" w:tentative="1">
+      <w:start w:val="1"/>
+      <w:numFmt w:val="lowerRoman"/>
+      <w:lvlText w:val="%6."/>
+      <w:lvlJc w:val="right"/>
+      <w:pPr>
+        <w:ind w:left="4320" w:hanging="180"/>
+      </w:pPr>
+    </w:lvl>
+    <w:lvl w:ilvl="6" w:tplc="0C00000F" w:tentative="1">
+      <w:start w:val="1"/>
+      <w:numFmt w:val="decimal"/>
+      <w:lvlText w:val="%7."/>
+      <w:lvlJc w:val="left"/>
+      <w:pPr>
+        <w:ind w:left="5040" w:hanging="360"/>
+      </w:pPr>
+    </w:lvl>
+    <w:lvl w:ilvl="7" w:tplc="0C000019" w:tentative="1">
+      <w:start w:val="1"/>
+      <w:numFmt w:val="lowerLetter"/>
+      <w:lvlText w:val="%8."/>
+      <w:lvlJc w:val="left"/>
+      <w:pPr>
+        <w:ind w:left="5760" w:hanging="360"/>
+      </w:pPr>
+    </w:lvl>
+    <w:lvl w:ilvl="8" w:tplc="0C00001B" w:tentative="1">
+      <w:start w:val="1"/>
+      <w:numFmt w:val="lowerRoman"/>
+      <w:lvlText w:val="%9."/>
+      <w:lvlJc w:val="right"/>
+      <w:pPr>
+        <w:ind w:left="6480" w:hanging="180"/>
+      </w:pPr>
+    </w:lvl>
+  </w:abstractNum>
   <w:num w:numId="1" w16cid:durableId="1335500331">
+    <w:abstractNumId w:val="1"/>
+  </w:num>
+  <w:num w:numId="2" w16cid:durableId="943004284">
+    <w:abstractNumId w:val="2"/>
+  </w:num>
+  <w:num w:numId="3" w16cid:durableId="2052142563">
     <w:abstractNumId w:val="0"/>
   </w:num>
 </w:numbering>
@@ -2093,6 +2454,7 @@
   <w:style w:type="character" w:default="1" w:styleId="DefaultParagraphFont">
     <w:name w:val="Default Paragraph Font"/>
     <w:uiPriority w:val="1"/>
+    <w:semiHidden/>
     <w:unhideWhenUsed/>
   </w:style>
   <w:style w:type="table" w:default="1" w:styleId="TableNormal">
@@ -2404,6 +2766,36 @@
       <w:smallCaps/>
       <w:color w:val="0F4761" w:themeColor="accent1" w:themeShade="BF"/>
       <w:spacing w:val="5"/>
+    </w:rPr>
+  </w:style>
+  <w:style w:type="paragraph" w:styleId="HTMLPreformatted">
+    <w:name w:val="HTML Preformatted"/>
+    <w:basedOn w:val="Normal"/>
+    <w:link w:val="HTMLPreformattedChar"/>
+    <w:uiPriority w:val="99"/>
+    <w:semiHidden/>
+    <w:unhideWhenUsed/>
+    <w:rsid w:val="00224E47"/>
+    <w:pPr>
+      <w:spacing w:after="0" w:line="240" w:lineRule="auto"/>
+    </w:pPr>
+    <w:rPr>
+      <w:rFonts w:ascii="Consolas" w:hAnsi="Consolas"/>
+      <w:sz w:val="20"/>
+      <w:szCs w:val="20"/>
+    </w:rPr>
+  </w:style>
+  <w:style w:type="character" w:customStyle="1" w:styleId="HTMLPreformattedChar">
+    <w:name w:val="HTML Preformatted Char"/>
+    <w:basedOn w:val="DefaultParagraphFont"/>
+    <w:link w:val="HTMLPreformatted"/>
+    <w:uiPriority w:val="99"/>
+    <w:semiHidden/>
+    <w:rsid w:val="00224E47"/>
+    <w:rPr>
+      <w:rFonts w:ascii="Consolas" w:hAnsi="Consolas"/>
+      <w:sz w:val="20"/>
+      <w:szCs w:val="20"/>
     </w:rPr>
   </w:style>
 </w:styles>

--- a/Appunti lezione/Esercizi con BST.docx
+++ b/Appunti lezione/Esercizi con BST.docx
@@ -18,11 +18,13 @@
     <w:p>
       <w:pPr>
         <w:rPr>
-          <w:lang w:val="it-IT"/>
-        </w:rPr>
-      </w:pPr>
-      <w:r>
-        <w:rPr>
+          <w:color w:val="EE0000"/>
+          <w:lang w:val="it-IT"/>
+        </w:rPr>
+      </w:pPr>
+      <w:r>
+        <w:rPr>
+          <w:color w:val="EE0000"/>
           <w:lang w:val="it-IT"/>
         </w:rPr>
         <w:t>Cose fondamentali da inserire nella classe Item da creare:</w:t>
@@ -117,68 +119,75 @@
           <w:lang w:val="en-BE" w:eastAsia="en-BE"/>
           <w14:ligatures w14:val="none"/>
         </w:rPr>
-        <w:t xml:space="preserve"> show(</w:t>
-      </w:r>
-      <w:r>
-        <w:rPr>
-          <w:rFonts w:ascii="Cascadia Mono" w:eastAsia="Times New Roman" w:hAnsi="Cascadia Mono" w:cs="Cascadia Mono"/>
-          <w:color w:val="2B91AF"/>
+        <w:t xml:space="preserve"> </w:t>
+      </w:r>
+      <w:proofErr w:type="gramStart"/>
+      <w:r>
+        <w:rPr>
+          <w:rFonts w:ascii="Cascadia Mono" w:eastAsia="Times New Roman" w:hAnsi="Cascadia Mono" w:cs="Cascadia Mono"/>
+          <w:color w:val="000000"/>
           <w:kern w:val="0"/>
           <w:sz w:val="22"/>
           <w:szCs w:val="22"/>
           <w:lang w:val="en-BE" w:eastAsia="en-BE"/>
           <w14:ligatures w14:val="none"/>
         </w:rPr>
-        <w:t>ostream</w:t>
-      </w:r>
-      <w:r>
-        <w:rPr>
-          <w:rFonts w:ascii="Cascadia Mono" w:eastAsia="Times New Roman" w:hAnsi="Cascadia Mono" w:cs="Cascadia Mono"/>
-          <w:color w:val="000000"/>
+        <w:t>show(</w:t>
+      </w:r>
+      <w:proofErr w:type="spellStart"/>
+      <w:proofErr w:type="gramEnd"/>
+      <w:r>
+        <w:rPr>
+          <w:rFonts w:ascii="Cascadia Mono" w:eastAsia="Times New Roman" w:hAnsi="Cascadia Mono" w:cs="Cascadia Mono"/>
+          <w:color w:val="2B91AF"/>
           <w:kern w:val="0"/>
           <w:sz w:val="22"/>
           <w:szCs w:val="22"/>
           <w:lang w:val="en-BE" w:eastAsia="en-BE"/>
           <w14:ligatures w14:val="none"/>
         </w:rPr>
-        <w:t xml:space="preserve">&amp; </w:t>
-      </w:r>
-      <w:r>
-        <w:rPr>
-          <w:rFonts w:ascii="Cascadia Mono" w:eastAsia="Times New Roman" w:hAnsi="Cascadia Mono" w:cs="Cascadia Mono"/>
-          <w:color w:val="808080"/>
+        <w:t>ostream</w:t>
+      </w:r>
+      <w:proofErr w:type="spellEnd"/>
+      <w:r>
+        <w:rPr>
+          <w:rFonts w:ascii="Cascadia Mono" w:eastAsia="Times New Roman" w:hAnsi="Cascadia Mono" w:cs="Cascadia Mono"/>
+          <w:color w:val="000000"/>
           <w:kern w:val="0"/>
           <w:sz w:val="22"/>
           <w:szCs w:val="22"/>
           <w:lang w:val="en-BE" w:eastAsia="en-BE"/>
           <w14:ligatures w14:val="none"/>
         </w:rPr>
-        <w:t>os</w:t>
-      </w:r>
-      <w:r>
-        <w:rPr>
-          <w:rFonts w:ascii="Cascadia Mono" w:eastAsia="Times New Roman" w:hAnsi="Cascadia Mono" w:cs="Cascadia Mono"/>
-          <w:color w:val="000000"/>
+        <w:t xml:space="preserve">&amp; </w:t>
+      </w:r>
+      <w:proofErr w:type="spellStart"/>
+      <w:r>
+        <w:rPr>
+          <w:rFonts w:ascii="Cascadia Mono" w:eastAsia="Times New Roman" w:hAnsi="Cascadia Mono" w:cs="Cascadia Mono"/>
+          <w:color w:val="808080"/>
           <w:kern w:val="0"/>
           <w:sz w:val="22"/>
           <w:szCs w:val="22"/>
           <w:lang w:val="en-BE" w:eastAsia="en-BE"/>
           <w14:ligatures w14:val="none"/>
         </w:rPr>
-        <w:t xml:space="preserve"> = cout) { cout </w:t>
-      </w:r>
-      <w:r>
-        <w:rPr>
-          <w:rFonts w:ascii="Cascadia Mono" w:eastAsia="Times New Roman" w:hAnsi="Cascadia Mono" w:cs="Cascadia Mono"/>
-          <w:color w:val="008080"/>
+        <w:t>os</w:t>
+      </w:r>
+      <w:proofErr w:type="spellEnd"/>
+      <w:r>
+        <w:rPr>
+          <w:rFonts w:ascii="Cascadia Mono" w:eastAsia="Times New Roman" w:hAnsi="Cascadia Mono" w:cs="Cascadia Mono"/>
+          <w:color w:val="000000"/>
           <w:kern w:val="0"/>
           <w:sz w:val="22"/>
           <w:szCs w:val="22"/>
           <w:lang w:val="en-BE" w:eastAsia="en-BE"/>
           <w14:ligatures w14:val="none"/>
         </w:rPr>
-        <w:t>&lt;&lt;</w:t>
-      </w:r>
+        <w:t xml:space="preserve"> = </w:t>
+      </w:r>
+      <w:proofErr w:type="spellStart"/>
       <w:r>
         <w:rPr>
           <w:rFonts w:ascii="Cascadia Mono" w:eastAsia="Times New Roman" w:hAnsi="Cascadia Mono" w:cs="Cascadia Mono"/>
@@ -189,20 +198,22 @@
           <w:lang w:val="en-BE" w:eastAsia="en-BE"/>
           <w14:ligatures w14:val="none"/>
         </w:rPr>
-        <w:t xml:space="preserve"> key </w:t>
-      </w:r>
-      <w:r>
-        <w:rPr>
-          <w:rFonts w:ascii="Cascadia Mono" w:eastAsia="Times New Roman" w:hAnsi="Cascadia Mono" w:cs="Cascadia Mono"/>
-          <w:color w:val="008080"/>
+        <w:t>cout</w:t>
+      </w:r>
+      <w:proofErr w:type="spellEnd"/>
+      <w:r>
+        <w:rPr>
+          <w:rFonts w:ascii="Cascadia Mono" w:eastAsia="Times New Roman" w:hAnsi="Cascadia Mono" w:cs="Cascadia Mono"/>
+          <w:color w:val="000000"/>
           <w:kern w:val="0"/>
           <w:sz w:val="22"/>
           <w:szCs w:val="22"/>
           <w:lang w:val="en-BE" w:eastAsia="en-BE"/>
           <w14:ligatures w14:val="none"/>
         </w:rPr>
-        <w:t>&lt;&lt;</w:t>
-      </w:r>
+        <w:t xml:space="preserve">) </w:t>
+      </w:r>
+      <w:proofErr w:type="gramStart"/>
       <w:r>
         <w:rPr>
           <w:rFonts w:ascii="Cascadia Mono" w:eastAsia="Times New Roman" w:hAnsi="Cascadia Mono" w:cs="Cascadia Mono"/>
@@ -213,20 +224,23 @@
           <w:lang w:val="en-BE" w:eastAsia="en-BE"/>
           <w14:ligatures w14:val="none"/>
         </w:rPr>
-        <w:t xml:space="preserve"> data </w:t>
-      </w:r>
-      <w:r>
-        <w:rPr>
-          <w:rFonts w:ascii="Cascadia Mono" w:eastAsia="Times New Roman" w:hAnsi="Cascadia Mono" w:cs="Cascadia Mono"/>
-          <w:color w:val="008080"/>
+        <w:t xml:space="preserve">{ </w:t>
+      </w:r>
+      <w:proofErr w:type="spellStart"/>
+      <w:r>
+        <w:rPr>
+          <w:rFonts w:ascii="Cascadia Mono" w:eastAsia="Times New Roman" w:hAnsi="Cascadia Mono" w:cs="Cascadia Mono"/>
+          <w:color w:val="000000"/>
           <w:kern w:val="0"/>
           <w:sz w:val="22"/>
           <w:szCs w:val="22"/>
           <w:lang w:val="en-BE" w:eastAsia="en-BE"/>
           <w14:ligatures w14:val="none"/>
         </w:rPr>
-        <w:t>&lt;&lt;</w:t>
-      </w:r>
+        <w:t>cout</w:t>
+      </w:r>
+      <w:proofErr w:type="spellEnd"/>
+      <w:proofErr w:type="gramEnd"/>
       <w:r>
         <w:rPr>
           <w:rFonts w:ascii="Cascadia Mono" w:eastAsia="Times New Roman" w:hAnsi="Cascadia Mono" w:cs="Cascadia Mono"/>
@@ -237,8 +251,108 @@
           <w:lang w:val="en-BE" w:eastAsia="en-BE"/>
           <w14:ligatures w14:val="none"/>
         </w:rPr>
-        <w:t xml:space="preserve"> endl; }</w:t>
-      </w:r>
+        <w:t xml:space="preserve"> </w:t>
+      </w:r>
+      <w:r>
+        <w:rPr>
+          <w:rFonts w:ascii="Cascadia Mono" w:eastAsia="Times New Roman" w:hAnsi="Cascadia Mono" w:cs="Cascadia Mono"/>
+          <w:color w:val="008080"/>
+          <w:kern w:val="0"/>
+          <w:sz w:val="22"/>
+          <w:szCs w:val="22"/>
+          <w:lang w:val="en-BE" w:eastAsia="en-BE"/>
+          <w14:ligatures w14:val="none"/>
+        </w:rPr>
+        <w:t>&lt;&lt;</w:t>
+      </w:r>
+      <w:r>
+        <w:rPr>
+          <w:rFonts w:ascii="Cascadia Mono" w:eastAsia="Times New Roman" w:hAnsi="Cascadia Mono" w:cs="Cascadia Mono"/>
+          <w:color w:val="000000"/>
+          <w:kern w:val="0"/>
+          <w:sz w:val="22"/>
+          <w:szCs w:val="22"/>
+          <w:lang w:val="en-BE" w:eastAsia="en-BE"/>
+          <w14:ligatures w14:val="none"/>
+        </w:rPr>
+        <w:t xml:space="preserve"> key </w:t>
+      </w:r>
+      <w:r>
+        <w:rPr>
+          <w:rFonts w:ascii="Cascadia Mono" w:eastAsia="Times New Roman" w:hAnsi="Cascadia Mono" w:cs="Cascadia Mono"/>
+          <w:color w:val="008080"/>
+          <w:kern w:val="0"/>
+          <w:sz w:val="22"/>
+          <w:szCs w:val="22"/>
+          <w:lang w:val="en-BE" w:eastAsia="en-BE"/>
+          <w14:ligatures w14:val="none"/>
+        </w:rPr>
+        <w:t>&lt;&lt;</w:t>
+      </w:r>
+      <w:r>
+        <w:rPr>
+          <w:rFonts w:ascii="Cascadia Mono" w:eastAsia="Times New Roman" w:hAnsi="Cascadia Mono" w:cs="Cascadia Mono"/>
+          <w:color w:val="000000"/>
+          <w:kern w:val="0"/>
+          <w:sz w:val="22"/>
+          <w:szCs w:val="22"/>
+          <w:lang w:val="en-BE" w:eastAsia="en-BE"/>
+          <w14:ligatures w14:val="none"/>
+        </w:rPr>
+        <w:t xml:space="preserve"> data </w:t>
+      </w:r>
+      <w:r>
+        <w:rPr>
+          <w:rFonts w:ascii="Cascadia Mono" w:eastAsia="Times New Roman" w:hAnsi="Cascadia Mono" w:cs="Cascadia Mono"/>
+          <w:color w:val="008080"/>
+          <w:kern w:val="0"/>
+          <w:sz w:val="22"/>
+          <w:szCs w:val="22"/>
+          <w:lang w:val="en-BE" w:eastAsia="en-BE"/>
+          <w14:ligatures w14:val="none"/>
+        </w:rPr>
+        <w:t>&lt;&lt;</w:t>
+      </w:r>
+      <w:r>
+        <w:rPr>
+          <w:rFonts w:ascii="Cascadia Mono" w:eastAsia="Times New Roman" w:hAnsi="Cascadia Mono" w:cs="Cascadia Mono"/>
+          <w:color w:val="000000"/>
+          <w:kern w:val="0"/>
+          <w:sz w:val="22"/>
+          <w:szCs w:val="22"/>
+          <w:lang w:val="en-BE" w:eastAsia="en-BE"/>
+          <w14:ligatures w14:val="none"/>
+        </w:rPr>
+        <w:t xml:space="preserve"> </w:t>
+      </w:r>
+      <w:proofErr w:type="spellStart"/>
+      <w:r>
+        <w:rPr>
+          <w:rFonts w:ascii="Cascadia Mono" w:eastAsia="Times New Roman" w:hAnsi="Cascadia Mono" w:cs="Cascadia Mono"/>
+          <w:color w:val="000000"/>
+          <w:kern w:val="0"/>
+          <w:sz w:val="22"/>
+          <w:szCs w:val="22"/>
+          <w:lang w:val="en-BE" w:eastAsia="en-BE"/>
+          <w14:ligatures w14:val="none"/>
+        </w:rPr>
+        <w:t>endl</w:t>
+      </w:r>
+      <w:proofErr w:type="spellEnd"/>
+      <w:proofErr w:type="gramStart"/>
+      <w:r>
+        <w:rPr>
+          <w:rFonts w:ascii="Cascadia Mono" w:eastAsia="Times New Roman" w:hAnsi="Cascadia Mono" w:cs="Cascadia Mono"/>
+          <w:color w:val="000000"/>
+          <w:kern w:val="0"/>
+          <w:sz w:val="22"/>
+          <w:szCs w:val="22"/>
+          <w:lang w:val="en-BE" w:eastAsia="en-BE"/>
+          <w14:ligatures w14:val="none"/>
+        </w:rPr>
+        <w:t>; }</w:t>
+      </w:r>
+      <w:proofErr w:type="gramEnd"/>
     </w:p>
     <w:p>
       <w:pPr>
@@ -247,15 +361,2064 @@
           <w:lang w:val="it-IT"/>
         </w:rPr>
       </w:pPr>
-      <w:r>
-        <w:rPr>
-          <w:lang w:val="it-IT"/>
+    </w:p>
+    <w:p>
+      <w:pPr>
+        <w:rPr>
+          <w:color w:val="EE0000"/>
+          <w:lang w:val="it-IT"/>
+        </w:rPr>
+      </w:pPr>
+      <w:r>
+        <w:rPr>
+          <w:color w:val="EE0000"/>
+          <w:lang w:val="it-IT"/>
+        </w:rPr>
+        <w:t>in classe bst.h</w:t>
+      </w:r>
+    </w:p>
+    <w:p>
+      <w:pPr>
+        <w:pStyle w:val="ListParagraph"/>
+        <w:numPr>
+          <w:ilvl w:val="0"/>
+          <w:numId w:val="5"/>
+        </w:numPr>
+        <w:rPr>
+          <w:lang w:val="it-IT"/>
+        </w:rPr>
+      </w:pPr>
+      <w:r>
+        <w:rPr>
+          <w:lang w:val="it-IT"/>
+        </w:rPr>
+        <w:t>Tutti i metodi da implementare all’interno (visite, merge ecc.) vanno chiamati prima in un metodo pubblico e poi richiamati nel metodo privato all’interno della classe es:</w:t>
+      </w:r>
+      <w:r>
+        <w:rPr>
+          <w:rFonts w:ascii="Cascadia Mono" w:eastAsia="Times New Roman" w:hAnsi="Cascadia Mono" w:cs="Cascadia Mono"/>
+          <w:color w:val="0000FF"/>
+          <w:kern w:val="0"/>
+          <w:sz w:val="18"/>
+          <w:szCs w:val="18"/>
+          <w:lang w:val="en-BE" w:eastAsia="en-BE"/>
+          <w14:ligatures w14:val="none"/>
+        </w:rPr>
+        <w:tab/>
+      </w:r>
+    </w:p>
+    <w:p>
+      <w:pPr>
+        <w:tabs>
+          <w:tab w:val="left" w:pos="916"/>
+          <w:tab w:val="left" w:pos="1832"/>
+          <w:tab w:val="left" w:pos="2748"/>
+          <w:tab w:val="left" w:pos="3664"/>
+          <w:tab w:val="left" w:pos="4580"/>
+          <w:tab w:val="left" w:pos="5496"/>
+          <w:tab w:val="left" w:pos="6412"/>
+          <w:tab w:val="left" w:pos="7328"/>
+          <w:tab w:val="left" w:pos="8244"/>
+          <w:tab w:val="left" w:pos="9160"/>
+          <w:tab w:val="left" w:pos="10076"/>
+          <w:tab w:val="left" w:pos="10992"/>
+          <w:tab w:val="left" w:pos="11908"/>
+          <w:tab w:val="left" w:pos="12824"/>
+          <w:tab w:val="left" w:pos="13740"/>
+          <w:tab w:val="left" w:pos="14656"/>
+        </w:tabs>
+        <w:spacing w:after="0" w:line="240" w:lineRule="auto"/>
+        <w:rPr>
+          <w:rFonts w:ascii="Cascadia Mono" w:eastAsia="Times New Roman" w:hAnsi="Cascadia Mono" w:cs="Cascadia Mono"/>
+          <w:color w:val="000000"/>
+          <w:kern w:val="0"/>
+          <w:sz w:val="18"/>
+          <w:szCs w:val="18"/>
+          <w:lang w:val="en-BE" w:eastAsia="en-BE"/>
+          <w14:ligatures w14:val="none"/>
+        </w:rPr>
+      </w:pPr>
+      <w:r>
+        <w:rPr>
+          <w:rFonts w:ascii="Cascadia Mono" w:eastAsia="Times New Roman" w:hAnsi="Cascadia Mono" w:cs="Cascadia Mono"/>
+          <w:color w:val="0000FF"/>
+          <w:kern w:val="0"/>
+          <w:sz w:val="18"/>
+          <w:szCs w:val="18"/>
+          <w:lang w:val="en-BE" w:eastAsia="en-BE"/>
+          <w14:ligatures w14:val="none"/>
+        </w:rPr>
+        <w:t>void</w:t>
+      </w:r>
+      <w:r>
+        <w:rPr>
+          <w:rFonts w:ascii="Cascadia Mono" w:eastAsia="Times New Roman" w:hAnsi="Cascadia Mono" w:cs="Cascadia Mono"/>
+          <w:color w:val="000000"/>
+          <w:kern w:val="0"/>
+          <w:sz w:val="18"/>
+          <w:szCs w:val="18"/>
+          <w:lang w:val="en-BE" w:eastAsia="en-BE"/>
+          <w14:ligatures w14:val="none"/>
         </w:rPr>
         <w:t xml:space="preserve"> </w:t>
       </w:r>
-    </w:p>
-    <w:p>
-      <w:pPr>
+      <w:proofErr w:type="spellStart"/>
+      <w:proofErr w:type="gramStart"/>
+      <w:r>
+        <w:rPr>
+          <w:rFonts w:ascii="Cascadia Mono" w:eastAsia="Times New Roman" w:hAnsi="Cascadia Mono" w:cs="Cascadia Mono"/>
+          <w:color w:val="000000"/>
+          <w:kern w:val="0"/>
+          <w:sz w:val="18"/>
+          <w:szCs w:val="18"/>
+          <w:lang w:val="en-BE" w:eastAsia="en-BE"/>
+          <w14:ligatures w14:val="none"/>
+        </w:rPr>
+        <w:t>visitaAlberoR</w:t>
+      </w:r>
+      <w:proofErr w:type="spellEnd"/>
+      <w:r>
+        <w:rPr>
+          <w:rFonts w:ascii="Cascadia Mono" w:eastAsia="Times New Roman" w:hAnsi="Cascadia Mono" w:cs="Cascadia Mono"/>
+          <w:color w:val="000000"/>
+          <w:kern w:val="0"/>
+          <w:sz w:val="18"/>
+          <w:szCs w:val="18"/>
+          <w:lang w:val="en-BE" w:eastAsia="en-BE"/>
+          <w14:ligatures w14:val="none"/>
+        </w:rPr>
+        <w:t>(</w:t>
+      </w:r>
+      <w:proofErr w:type="gramEnd"/>
+      <w:r>
+        <w:rPr>
+          <w:rFonts w:ascii="Cascadia Mono" w:eastAsia="Times New Roman" w:hAnsi="Cascadia Mono" w:cs="Cascadia Mono"/>
+          <w:color w:val="2B91AF"/>
+          <w:kern w:val="0"/>
+          <w:sz w:val="18"/>
+          <w:szCs w:val="18"/>
+          <w:lang w:val="en-BE" w:eastAsia="en-BE"/>
+          <w14:ligatures w14:val="none"/>
+        </w:rPr>
+        <w:t>link</w:t>
+      </w:r>
+      <w:r>
+        <w:rPr>
+          <w:rFonts w:ascii="Cascadia Mono" w:eastAsia="Times New Roman" w:hAnsi="Cascadia Mono" w:cs="Cascadia Mono"/>
+          <w:color w:val="000000"/>
+          <w:kern w:val="0"/>
+          <w:sz w:val="18"/>
+          <w:szCs w:val="18"/>
+          <w:lang w:val="en-BE" w:eastAsia="en-BE"/>
+          <w14:ligatures w14:val="none"/>
+        </w:rPr>
+        <w:t xml:space="preserve"> </w:t>
+      </w:r>
+      <w:r>
+        <w:rPr>
+          <w:rFonts w:ascii="Cascadia Mono" w:eastAsia="Times New Roman" w:hAnsi="Cascadia Mono" w:cs="Cascadia Mono"/>
+          <w:color w:val="808080"/>
+          <w:kern w:val="0"/>
+          <w:sz w:val="18"/>
+          <w:szCs w:val="18"/>
+          <w:lang w:val="en-BE" w:eastAsia="en-BE"/>
+          <w14:ligatures w14:val="none"/>
+        </w:rPr>
+        <w:t>h</w:t>
+      </w:r>
+      <w:r>
+        <w:rPr>
+          <w:rFonts w:ascii="Cascadia Mono" w:eastAsia="Times New Roman" w:hAnsi="Cascadia Mono" w:cs="Cascadia Mono"/>
+          <w:color w:val="000000"/>
+          <w:kern w:val="0"/>
+          <w:sz w:val="18"/>
+          <w:szCs w:val="18"/>
+          <w:lang w:val="en-BE" w:eastAsia="en-BE"/>
+          <w14:ligatures w14:val="none"/>
+        </w:rPr>
+        <w:t xml:space="preserve">, </w:t>
+      </w:r>
+      <w:r>
+        <w:rPr>
+          <w:rFonts w:ascii="Cascadia Mono" w:eastAsia="Times New Roman" w:hAnsi="Cascadia Mono" w:cs="Cascadia Mono"/>
+          <w:color w:val="2B91AF"/>
+          <w:kern w:val="0"/>
+          <w:sz w:val="18"/>
+          <w:szCs w:val="18"/>
+          <w:lang w:val="en-BE" w:eastAsia="en-BE"/>
+          <w14:ligatures w14:val="none"/>
+        </w:rPr>
+        <w:t>BST</w:t>
+      </w:r>
+      <w:r>
+        <w:rPr>
+          <w:rFonts w:ascii="Cascadia Mono" w:eastAsia="Times New Roman" w:hAnsi="Cascadia Mono" w:cs="Cascadia Mono"/>
+          <w:color w:val="000000"/>
+          <w:kern w:val="0"/>
+          <w:sz w:val="18"/>
+          <w:szCs w:val="18"/>
+          <w:lang w:val="en-BE" w:eastAsia="en-BE"/>
+          <w14:ligatures w14:val="none"/>
+        </w:rPr>
+        <w:t xml:space="preserve">&amp; </w:t>
+      </w:r>
+      <w:proofErr w:type="spellStart"/>
+      <w:r>
+        <w:rPr>
+          <w:rFonts w:ascii="Cascadia Mono" w:eastAsia="Times New Roman" w:hAnsi="Cascadia Mono" w:cs="Cascadia Mono"/>
+          <w:color w:val="808080"/>
+          <w:kern w:val="0"/>
+          <w:sz w:val="18"/>
+          <w:szCs w:val="18"/>
+          <w:lang w:val="en-BE" w:eastAsia="en-BE"/>
+          <w14:ligatures w14:val="none"/>
+        </w:rPr>
+        <w:t>bst</w:t>
+      </w:r>
+      <w:proofErr w:type="spellEnd"/>
+      <w:r>
+        <w:rPr>
+          <w:rFonts w:ascii="Cascadia Mono" w:eastAsia="Times New Roman" w:hAnsi="Cascadia Mono" w:cs="Cascadia Mono"/>
+          <w:color w:val="000000"/>
+          <w:kern w:val="0"/>
+          <w:sz w:val="18"/>
+          <w:szCs w:val="18"/>
+          <w:lang w:val="en-BE" w:eastAsia="en-BE"/>
+          <w14:ligatures w14:val="none"/>
+        </w:rPr>
+        <w:t>) {</w:t>
+      </w:r>
+    </w:p>
+    <w:p>
+      <w:pPr>
+        <w:tabs>
+          <w:tab w:val="left" w:pos="916"/>
+          <w:tab w:val="left" w:pos="1832"/>
+          <w:tab w:val="left" w:pos="2748"/>
+          <w:tab w:val="left" w:pos="3664"/>
+          <w:tab w:val="left" w:pos="4580"/>
+          <w:tab w:val="left" w:pos="5496"/>
+          <w:tab w:val="left" w:pos="6412"/>
+          <w:tab w:val="left" w:pos="7328"/>
+          <w:tab w:val="left" w:pos="8244"/>
+          <w:tab w:val="left" w:pos="9160"/>
+          <w:tab w:val="left" w:pos="10076"/>
+          <w:tab w:val="left" w:pos="10992"/>
+          <w:tab w:val="left" w:pos="11908"/>
+          <w:tab w:val="left" w:pos="12824"/>
+          <w:tab w:val="left" w:pos="13740"/>
+          <w:tab w:val="left" w:pos="14656"/>
+        </w:tabs>
+        <w:spacing w:after="0" w:line="240" w:lineRule="auto"/>
+        <w:rPr>
+          <w:rFonts w:ascii="Cascadia Mono" w:eastAsia="Times New Roman" w:hAnsi="Cascadia Mono" w:cs="Cascadia Mono"/>
+          <w:color w:val="000000"/>
+          <w:kern w:val="0"/>
+          <w:sz w:val="18"/>
+          <w:szCs w:val="18"/>
+          <w:lang w:val="en-BE" w:eastAsia="en-BE"/>
+          <w14:ligatures w14:val="none"/>
+        </w:rPr>
+      </w:pPr>
+      <w:r>
+        <w:rPr>
+          <w:rFonts w:ascii="Cascadia Mono" w:eastAsia="Times New Roman" w:hAnsi="Cascadia Mono" w:cs="Cascadia Mono"/>
+          <w:color w:val="000000"/>
+          <w:kern w:val="0"/>
+          <w:sz w:val="18"/>
+          <w:szCs w:val="18"/>
+          <w:lang w:val="en-BE" w:eastAsia="en-BE"/>
+          <w14:ligatures w14:val="none"/>
+        </w:rPr>
+        <w:tab/>
+      </w:r>
+      <w:r>
+        <w:rPr>
+          <w:rFonts w:ascii="Cascadia Mono" w:eastAsia="Times New Roman" w:hAnsi="Cascadia Mono" w:cs="Cascadia Mono"/>
+          <w:color w:val="0000FF"/>
+          <w:kern w:val="0"/>
+          <w:sz w:val="18"/>
+          <w:szCs w:val="18"/>
+          <w:lang w:val="en-BE" w:eastAsia="en-BE"/>
+          <w14:ligatures w14:val="none"/>
+        </w:rPr>
+        <w:t>if</w:t>
+      </w:r>
+      <w:r>
+        <w:rPr>
+          <w:rFonts w:ascii="Cascadia Mono" w:eastAsia="Times New Roman" w:hAnsi="Cascadia Mono" w:cs="Cascadia Mono"/>
+          <w:color w:val="000000"/>
+          <w:kern w:val="0"/>
+          <w:sz w:val="18"/>
+          <w:szCs w:val="18"/>
+          <w:lang w:val="en-BE" w:eastAsia="en-BE"/>
+          <w14:ligatures w14:val="none"/>
+        </w:rPr>
+        <w:t xml:space="preserve"> (</w:t>
+      </w:r>
+      <w:r>
+        <w:rPr>
+          <w:rFonts w:ascii="Cascadia Mono" w:eastAsia="Times New Roman" w:hAnsi="Cascadia Mono" w:cs="Cascadia Mono"/>
+          <w:color w:val="808080"/>
+          <w:kern w:val="0"/>
+          <w:sz w:val="18"/>
+          <w:szCs w:val="18"/>
+          <w:lang w:val="en-BE" w:eastAsia="en-BE"/>
+          <w14:ligatures w14:val="none"/>
+        </w:rPr>
+        <w:t>h</w:t>
+      </w:r>
+      <w:r>
+        <w:rPr>
+          <w:rFonts w:ascii="Cascadia Mono" w:eastAsia="Times New Roman" w:hAnsi="Cascadia Mono" w:cs="Cascadia Mono"/>
+          <w:color w:val="000000"/>
+          <w:kern w:val="0"/>
+          <w:sz w:val="18"/>
+          <w:szCs w:val="18"/>
+          <w:lang w:val="en-BE" w:eastAsia="en-BE"/>
+          <w14:ligatures w14:val="none"/>
+        </w:rPr>
+        <w:t xml:space="preserve"> == </w:t>
+      </w:r>
+      <w:r>
+        <w:rPr>
+          <w:rFonts w:ascii="Cascadia Mono" w:eastAsia="Times New Roman" w:hAnsi="Cascadia Mono" w:cs="Cascadia Mono"/>
+          <w:color w:val="6F008A"/>
+          <w:kern w:val="0"/>
+          <w:sz w:val="18"/>
+          <w:szCs w:val="18"/>
+          <w:lang w:val="en-BE" w:eastAsia="en-BE"/>
+          <w14:ligatures w14:val="none"/>
+        </w:rPr>
+        <w:t>NULL</w:t>
+      </w:r>
+      <w:r>
+        <w:rPr>
+          <w:rFonts w:ascii="Cascadia Mono" w:eastAsia="Times New Roman" w:hAnsi="Cascadia Mono" w:cs="Cascadia Mono"/>
+          <w:color w:val="000000"/>
+          <w:kern w:val="0"/>
+          <w:sz w:val="18"/>
+          <w:szCs w:val="18"/>
+          <w:lang w:val="en-BE" w:eastAsia="en-BE"/>
+          <w14:ligatures w14:val="none"/>
+        </w:rPr>
+        <w:t xml:space="preserve">) </w:t>
+      </w:r>
+      <w:r>
+        <w:rPr>
+          <w:rFonts w:ascii="Cascadia Mono" w:eastAsia="Times New Roman" w:hAnsi="Cascadia Mono" w:cs="Cascadia Mono"/>
+          <w:color w:val="0000FF"/>
+          <w:kern w:val="0"/>
+          <w:sz w:val="18"/>
+          <w:szCs w:val="18"/>
+          <w:lang w:val="en-BE" w:eastAsia="en-BE"/>
+          <w14:ligatures w14:val="none"/>
+        </w:rPr>
+        <w:t>return</w:t>
+      </w:r>
+      <w:r>
+        <w:rPr>
+          <w:rFonts w:ascii="Cascadia Mono" w:eastAsia="Times New Roman" w:hAnsi="Cascadia Mono" w:cs="Cascadia Mono"/>
+          <w:color w:val="000000"/>
+          <w:kern w:val="0"/>
+          <w:sz w:val="18"/>
+          <w:szCs w:val="18"/>
+          <w:lang w:val="en-BE" w:eastAsia="en-BE"/>
+          <w14:ligatures w14:val="none"/>
+        </w:rPr>
+        <w:t>;</w:t>
+      </w:r>
+    </w:p>
+    <w:p>
+      <w:pPr>
+        <w:tabs>
+          <w:tab w:val="left" w:pos="916"/>
+          <w:tab w:val="left" w:pos="1832"/>
+          <w:tab w:val="left" w:pos="2748"/>
+          <w:tab w:val="left" w:pos="3664"/>
+          <w:tab w:val="left" w:pos="4580"/>
+          <w:tab w:val="left" w:pos="5496"/>
+          <w:tab w:val="left" w:pos="6412"/>
+          <w:tab w:val="left" w:pos="7328"/>
+          <w:tab w:val="left" w:pos="8244"/>
+          <w:tab w:val="left" w:pos="9160"/>
+          <w:tab w:val="left" w:pos="10076"/>
+          <w:tab w:val="left" w:pos="10992"/>
+          <w:tab w:val="left" w:pos="11908"/>
+          <w:tab w:val="left" w:pos="12824"/>
+          <w:tab w:val="left" w:pos="13740"/>
+          <w:tab w:val="left" w:pos="14656"/>
+        </w:tabs>
+        <w:spacing w:after="0" w:line="240" w:lineRule="auto"/>
+        <w:rPr>
+          <w:rFonts w:ascii="Cascadia Mono" w:eastAsia="Times New Roman" w:hAnsi="Cascadia Mono" w:cs="Cascadia Mono"/>
+          <w:color w:val="000000"/>
+          <w:kern w:val="0"/>
+          <w:sz w:val="18"/>
+          <w:szCs w:val="18"/>
+          <w:lang w:val="en-BE" w:eastAsia="en-BE"/>
+          <w14:ligatures w14:val="none"/>
+        </w:rPr>
+      </w:pPr>
+      <w:r>
+        <w:rPr>
+          <w:rFonts w:ascii="Cascadia Mono" w:eastAsia="Times New Roman" w:hAnsi="Cascadia Mono" w:cs="Cascadia Mono"/>
+          <w:color w:val="000000"/>
+          <w:kern w:val="0"/>
+          <w:sz w:val="18"/>
+          <w:szCs w:val="18"/>
+          <w:lang w:val="en-BE" w:eastAsia="en-BE"/>
+          <w14:ligatures w14:val="none"/>
+        </w:rPr>
+        <w:tab/>
+      </w:r>
+      <w:proofErr w:type="spellStart"/>
+      <w:r>
+        <w:rPr>
+          <w:rFonts w:ascii="Cascadia Mono" w:eastAsia="Times New Roman" w:hAnsi="Cascadia Mono" w:cs="Cascadia Mono"/>
+          <w:color w:val="000000"/>
+          <w:kern w:val="0"/>
+          <w:sz w:val="18"/>
+          <w:szCs w:val="18"/>
+          <w:lang w:val="en-BE" w:eastAsia="en-BE"/>
+          <w14:ligatures w14:val="none"/>
+        </w:rPr>
+        <w:t>visitaAlberoR</w:t>
+      </w:r>
+      <w:proofErr w:type="spellEnd"/>
+      <w:r>
+        <w:rPr>
+          <w:rFonts w:ascii="Cascadia Mono" w:eastAsia="Times New Roman" w:hAnsi="Cascadia Mono" w:cs="Cascadia Mono"/>
+          <w:color w:val="000000"/>
+          <w:kern w:val="0"/>
+          <w:sz w:val="18"/>
+          <w:szCs w:val="18"/>
+          <w:lang w:val="en-BE" w:eastAsia="en-BE"/>
+          <w14:ligatures w14:val="none"/>
+        </w:rPr>
+        <w:t>(</w:t>
+      </w:r>
+      <w:r>
+        <w:rPr>
+          <w:rFonts w:ascii="Cascadia Mono" w:eastAsia="Times New Roman" w:hAnsi="Cascadia Mono" w:cs="Cascadia Mono"/>
+          <w:color w:val="808080"/>
+          <w:kern w:val="0"/>
+          <w:sz w:val="18"/>
+          <w:szCs w:val="18"/>
+          <w:lang w:val="en-BE" w:eastAsia="en-BE"/>
+          <w14:ligatures w14:val="none"/>
+        </w:rPr>
+        <w:t>h</w:t>
+      </w:r>
+      <w:r>
+        <w:rPr>
+          <w:rFonts w:ascii="Cascadia Mono" w:eastAsia="Times New Roman" w:hAnsi="Cascadia Mono" w:cs="Cascadia Mono"/>
+          <w:color w:val="000000"/>
+          <w:kern w:val="0"/>
+          <w:sz w:val="18"/>
+          <w:szCs w:val="18"/>
+          <w:lang w:val="en-BE" w:eastAsia="en-BE"/>
+          <w14:ligatures w14:val="none"/>
+        </w:rPr>
+        <w:t xml:space="preserve">-&gt;l, </w:t>
+      </w:r>
+      <w:proofErr w:type="spellStart"/>
+      <w:r>
+        <w:rPr>
+          <w:rFonts w:ascii="Cascadia Mono" w:eastAsia="Times New Roman" w:hAnsi="Cascadia Mono" w:cs="Cascadia Mono"/>
+          <w:color w:val="808080"/>
+          <w:kern w:val="0"/>
+          <w:sz w:val="18"/>
+          <w:szCs w:val="18"/>
+          <w:lang w:val="en-BE" w:eastAsia="en-BE"/>
+          <w14:ligatures w14:val="none"/>
+        </w:rPr>
+        <w:t>bst</w:t>
+      </w:r>
+      <w:proofErr w:type="spellEnd"/>
+      <w:r>
+        <w:rPr>
+          <w:rFonts w:ascii="Cascadia Mono" w:eastAsia="Times New Roman" w:hAnsi="Cascadia Mono" w:cs="Cascadia Mono"/>
+          <w:color w:val="000000"/>
+          <w:kern w:val="0"/>
+          <w:sz w:val="18"/>
+          <w:szCs w:val="18"/>
+          <w:lang w:val="en-BE" w:eastAsia="en-BE"/>
+          <w14:ligatures w14:val="none"/>
+        </w:rPr>
+        <w:t>);</w:t>
+      </w:r>
+    </w:p>
+    <w:p>
+      <w:pPr>
+        <w:tabs>
+          <w:tab w:val="left" w:pos="916"/>
+          <w:tab w:val="left" w:pos="1832"/>
+          <w:tab w:val="left" w:pos="2748"/>
+          <w:tab w:val="left" w:pos="3664"/>
+          <w:tab w:val="left" w:pos="4580"/>
+          <w:tab w:val="left" w:pos="5496"/>
+          <w:tab w:val="left" w:pos="6412"/>
+          <w:tab w:val="left" w:pos="7328"/>
+          <w:tab w:val="left" w:pos="8244"/>
+          <w:tab w:val="left" w:pos="9160"/>
+          <w:tab w:val="left" w:pos="10076"/>
+          <w:tab w:val="left" w:pos="10992"/>
+          <w:tab w:val="left" w:pos="11908"/>
+          <w:tab w:val="left" w:pos="12824"/>
+          <w:tab w:val="left" w:pos="13740"/>
+          <w:tab w:val="left" w:pos="14656"/>
+        </w:tabs>
+        <w:spacing w:after="0" w:line="240" w:lineRule="auto"/>
+        <w:rPr>
+          <w:rFonts w:ascii="Cascadia Mono" w:eastAsia="Times New Roman" w:hAnsi="Cascadia Mono" w:cs="Cascadia Mono"/>
+          <w:color w:val="000000"/>
+          <w:kern w:val="0"/>
+          <w:sz w:val="18"/>
+          <w:szCs w:val="18"/>
+          <w:lang w:val="en-BE" w:eastAsia="en-BE"/>
+          <w14:ligatures w14:val="none"/>
+        </w:rPr>
+      </w:pPr>
+      <w:r>
+        <w:rPr>
+          <w:rFonts w:ascii="Cascadia Mono" w:eastAsia="Times New Roman" w:hAnsi="Cascadia Mono" w:cs="Cascadia Mono"/>
+          <w:color w:val="000000"/>
+          <w:kern w:val="0"/>
+          <w:sz w:val="18"/>
+          <w:szCs w:val="18"/>
+          <w:lang w:val="en-BE" w:eastAsia="en-BE"/>
+          <w14:ligatures w14:val="none"/>
+        </w:rPr>
+        <w:tab/>
+      </w:r>
+      <w:r>
+        <w:rPr>
+          <w:rFonts w:ascii="Cascadia Mono" w:eastAsia="Times New Roman" w:hAnsi="Cascadia Mono" w:cs="Cascadia Mono"/>
+          <w:color w:val="0000FF"/>
+          <w:kern w:val="0"/>
+          <w:sz w:val="18"/>
+          <w:szCs w:val="18"/>
+          <w:lang w:val="en-BE" w:eastAsia="en-BE"/>
+          <w14:ligatures w14:val="none"/>
+        </w:rPr>
+        <w:t>int</w:t>
+      </w:r>
+      <w:r>
+        <w:rPr>
+          <w:rFonts w:ascii="Cascadia Mono" w:eastAsia="Times New Roman" w:hAnsi="Cascadia Mono" w:cs="Cascadia Mono"/>
+          <w:color w:val="000000"/>
+          <w:kern w:val="0"/>
+          <w:sz w:val="18"/>
+          <w:szCs w:val="18"/>
+          <w:lang w:val="en-BE" w:eastAsia="en-BE"/>
+          <w14:ligatures w14:val="none"/>
+        </w:rPr>
+        <w:t xml:space="preserve"> media = (</w:t>
+      </w:r>
+      <w:r>
+        <w:rPr>
+          <w:rFonts w:ascii="Cascadia Mono" w:eastAsia="Times New Roman" w:hAnsi="Cascadia Mono" w:cs="Cascadia Mono"/>
+          <w:color w:val="808080"/>
+          <w:kern w:val="0"/>
+          <w:sz w:val="18"/>
+          <w:szCs w:val="18"/>
+          <w:lang w:val="en-BE" w:eastAsia="en-BE"/>
+          <w14:ligatures w14:val="none"/>
+        </w:rPr>
+        <w:t>h</w:t>
+      </w:r>
+      <w:r>
+        <w:rPr>
+          <w:rFonts w:ascii="Cascadia Mono" w:eastAsia="Times New Roman" w:hAnsi="Cascadia Mono" w:cs="Cascadia Mono"/>
+          <w:color w:val="000000"/>
+          <w:kern w:val="0"/>
+          <w:sz w:val="18"/>
+          <w:szCs w:val="18"/>
+          <w:lang w:val="en-BE" w:eastAsia="en-BE"/>
+          <w14:ligatures w14:val="none"/>
+        </w:rPr>
+        <w:t>-&gt;</w:t>
+      </w:r>
+      <w:proofErr w:type="spellStart"/>
+      <w:proofErr w:type="gramStart"/>
+      <w:r>
+        <w:rPr>
+          <w:rFonts w:ascii="Cascadia Mono" w:eastAsia="Times New Roman" w:hAnsi="Cascadia Mono" w:cs="Cascadia Mono"/>
+          <w:color w:val="000000"/>
+          <w:kern w:val="0"/>
+          <w:sz w:val="18"/>
+          <w:szCs w:val="18"/>
+          <w:lang w:val="en-BE" w:eastAsia="en-BE"/>
+          <w14:ligatures w14:val="none"/>
+        </w:rPr>
+        <w:t>item.getData</w:t>
+      </w:r>
+      <w:proofErr w:type="spellEnd"/>
+      <w:proofErr w:type="gramEnd"/>
+      <w:r>
+        <w:rPr>
+          <w:rFonts w:ascii="Cascadia Mono" w:eastAsia="Times New Roman" w:hAnsi="Cascadia Mono" w:cs="Cascadia Mono"/>
+          <w:color w:val="000000"/>
+          <w:kern w:val="0"/>
+          <w:sz w:val="18"/>
+          <w:szCs w:val="18"/>
+          <w:lang w:val="en-BE" w:eastAsia="en-BE"/>
+          <w14:ligatures w14:val="none"/>
+        </w:rPr>
+        <w:t xml:space="preserve">() + </w:t>
+      </w:r>
+      <w:proofErr w:type="spellStart"/>
+      <w:proofErr w:type="gramStart"/>
+      <w:r>
+        <w:rPr>
+          <w:rFonts w:ascii="Cascadia Mono" w:eastAsia="Times New Roman" w:hAnsi="Cascadia Mono" w:cs="Cascadia Mono"/>
+          <w:color w:val="808080"/>
+          <w:kern w:val="0"/>
+          <w:sz w:val="18"/>
+          <w:szCs w:val="18"/>
+          <w:lang w:val="en-BE" w:eastAsia="en-BE"/>
+          <w14:ligatures w14:val="none"/>
+        </w:rPr>
+        <w:t>bst</w:t>
+      </w:r>
+      <w:r>
+        <w:rPr>
+          <w:rFonts w:ascii="Cascadia Mono" w:eastAsia="Times New Roman" w:hAnsi="Cascadia Mono" w:cs="Cascadia Mono"/>
+          <w:color w:val="000000"/>
+          <w:kern w:val="0"/>
+          <w:sz w:val="18"/>
+          <w:szCs w:val="18"/>
+          <w:lang w:val="en-BE" w:eastAsia="en-BE"/>
+          <w14:ligatures w14:val="none"/>
+        </w:rPr>
+        <w:t>.search</w:t>
+      </w:r>
+      <w:proofErr w:type="spellEnd"/>
+      <w:proofErr w:type="gramEnd"/>
+      <w:r>
+        <w:rPr>
+          <w:rFonts w:ascii="Cascadia Mono" w:eastAsia="Times New Roman" w:hAnsi="Cascadia Mono" w:cs="Cascadia Mono"/>
+          <w:color w:val="000000"/>
+          <w:kern w:val="0"/>
+          <w:sz w:val="18"/>
+          <w:szCs w:val="18"/>
+          <w:lang w:val="en-BE" w:eastAsia="en-BE"/>
+          <w14:ligatures w14:val="none"/>
+        </w:rPr>
+        <w:t>(</w:t>
+      </w:r>
+      <w:r>
+        <w:rPr>
+          <w:rFonts w:ascii="Cascadia Mono" w:eastAsia="Times New Roman" w:hAnsi="Cascadia Mono" w:cs="Cascadia Mono"/>
+          <w:color w:val="808080"/>
+          <w:kern w:val="0"/>
+          <w:sz w:val="18"/>
+          <w:szCs w:val="18"/>
+          <w:lang w:val="en-BE" w:eastAsia="en-BE"/>
+          <w14:ligatures w14:val="none"/>
+        </w:rPr>
+        <w:t>h</w:t>
+      </w:r>
+      <w:r>
+        <w:rPr>
+          <w:rFonts w:ascii="Cascadia Mono" w:eastAsia="Times New Roman" w:hAnsi="Cascadia Mono" w:cs="Cascadia Mono"/>
+          <w:color w:val="000000"/>
+          <w:kern w:val="0"/>
+          <w:sz w:val="18"/>
+          <w:szCs w:val="18"/>
+          <w:lang w:val="en-BE" w:eastAsia="en-BE"/>
+          <w14:ligatures w14:val="none"/>
+        </w:rPr>
+        <w:t>-&gt;</w:t>
+      </w:r>
+      <w:proofErr w:type="spellStart"/>
+      <w:r>
+        <w:rPr>
+          <w:rFonts w:ascii="Cascadia Mono" w:eastAsia="Times New Roman" w:hAnsi="Cascadia Mono" w:cs="Cascadia Mono"/>
+          <w:color w:val="000000"/>
+          <w:kern w:val="0"/>
+          <w:sz w:val="18"/>
+          <w:szCs w:val="18"/>
+          <w:lang w:val="en-BE" w:eastAsia="en-BE"/>
+          <w14:ligatures w14:val="none"/>
+        </w:rPr>
+        <w:t>item.key</w:t>
+      </w:r>
+      <w:proofErr w:type="spellEnd"/>
+      <w:r>
+        <w:rPr>
+          <w:rFonts w:ascii="Cascadia Mono" w:eastAsia="Times New Roman" w:hAnsi="Cascadia Mono" w:cs="Cascadia Mono"/>
+          <w:color w:val="000000"/>
+          <w:kern w:val="0"/>
+          <w:sz w:val="18"/>
+          <w:szCs w:val="18"/>
+          <w:lang w:val="en-BE" w:eastAsia="en-BE"/>
+          <w14:ligatures w14:val="none"/>
+        </w:rPr>
+        <w:t>()</w:t>
+      </w:r>
+      <w:proofErr w:type="gramStart"/>
+      <w:r>
+        <w:rPr>
+          <w:rFonts w:ascii="Cascadia Mono" w:eastAsia="Times New Roman" w:hAnsi="Cascadia Mono" w:cs="Cascadia Mono"/>
+          <w:color w:val="000000"/>
+          <w:kern w:val="0"/>
+          <w:sz w:val="18"/>
+          <w:szCs w:val="18"/>
+          <w:lang w:val="en-BE" w:eastAsia="en-BE"/>
+          <w14:ligatures w14:val="none"/>
+        </w:rPr>
+        <w:t>).</w:t>
+      </w:r>
+      <w:proofErr w:type="spellStart"/>
+      <w:r>
+        <w:rPr>
+          <w:rFonts w:ascii="Cascadia Mono" w:eastAsia="Times New Roman" w:hAnsi="Cascadia Mono" w:cs="Cascadia Mono"/>
+          <w:color w:val="000000"/>
+          <w:kern w:val="0"/>
+          <w:sz w:val="18"/>
+          <w:szCs w:val="18"/>
+          <w:lang w:val="en-BE" w:eastAsia="en-BE"/>
+          <w14:ligatures w14:val="none"/>
+        </w:rPr>
+        <w:t>getData</w:t>
+      </w:r>
+      <w:proofErr w:type="spellEnd"/>
+      <w:proofErr w:type="gramEnd"/>
+      <w:r>
+        <w:rPr>
+          <w:rFonts w:ascii="Cascadia Mono" w:eastAsia="Times New Roman" w:hAnsi="Cascadia Mono" w:cs="Cascadia Mono"/>
+          <w:color w:val="000000"/>
+          <w:kern w:val="0"/>
+          <w:sz w:val="18"/>
+          <w:szCs w:val="18"/>
+          <w:lang w:val="en-BE" w:eastAsia="en-BE"/>
+          <w14:ligatures w14:val="none"/>
+        </w:rPr>
+        <w:t>()) / 2;</w:t>
+      </w:r>
+    </w:p>
+    <w:p>
+      <w:pPr>
+        <w:tabs>
+          <w:tab w:val="left" w:pos="916"/>
+          <w:tab w:val="left" w:pos="1832"/>
+          <w:tab w:val="left" w:pos="2748"/>
+          <w:tab w:val="left" w:pos="3664"/>
+          <w:tab w:val="left" w:pos="4580"/>
+          <w:tab w:val="left" w:pos="5496"/>
+          <w:tab w:val="left" w:pos="6412"/>
+          <w:tab w:val="left" w:pos="7328"/>
+          <w:tab w:val="left" w:pos="8244"/>
+          <w:tab w:val="left" w:pos="9160"/>
+          <w:tab w:val="left" w:pos="10076"/>
+          <w:tab w:val="left" w:pos="10992"/>
+          <w:tab w:val="left" w:pos="11908"/>
+          <w:tab w:val="left" w:pos="12824"/>
+          <w:tab w:val="left" w:pos="13740"/>
+          <w:tab w:val="left" w:pos="14656"/>
+        </w:tabs>
+        <w:spacing w:after="0" w:line="240" w:lineRule="auto"/>
+        <w:rPr>
+          <w:rFonts w:ascii="Cascadia Mono" w:eastAsia="Times New Roman" w:hAnsi="Cascadia Mono" w:cs="Cascadia Mono"/>
+          <w:color w:val="000000"/>
+          <w:kern w:val="0"/>
+          <w:sz w:val="18"/>
+          <w:szCs w:val="18"/>
+          <w:lang w:val="en-BE" w:eastAsia="en-BE"/>
+          <w14:ligatures w14:val="none"/>
+        </w:rPr>
+      </w:pPr>
+      <w:r>
+        <w:rPr>
+          <w:rFonts w:ascii="Cascadia Mono" w:eastAsia="Times New Roman" w:hAnsi="Cascadia Mono" w:cs="Cascadia Mono"/>
+          <w:color w:val="000000"/>
+          <w:kern w:val="0"/>
+          <w:sz w:val="18"/>
+          <w:szCs w:val="18"/>
+          <w:lang w:val="en-BE" w:eastAsia="en-BE"/>
+          <w14:ligatures w14:val="none"/>
+        </w:rPr>
+        <w:tab/>
+      </w:r>
+      <w:r>
+        <w:rPr>
+          <w:rFonts w:ascii="Cascadia Mono" w:eastAsia="Times New Roman" w:hAnsi="Cascadia Mono" w:cs="Cascadia Mono"/>
+          <w:color w:val="0000FF"/>
+          <w:kern w:val="0"/>
+          <w:sz w:val="18"/>
+          <w:szCs w:val="18"/>
+          <w:lang w:val="en-BE" w:eastAsia="en-BE"/>
+          <w14:ligatures w14:val="none"/>
+        </w:rPr>
+        <w:t>if</w:t>
+      </w:r>
+      <w:r>
+        <w:rPr>
+          <w:rFonts w:ascii="Cascadia Mono" w:eastAsia="Times New Roman" w:hAnsi="Cascadia Mono" w:cs="Cascadia Mono"/>
+          <w:color w:val="000000"/>
+          <w:kern w:val="0"/>
+          <w:sz w:val="18"/>
+          <w:szCs w:val="18"/>
+          <w:lang w:val="en-BE" w:eastAsia="en-BE"/>
+          <w14:ligatures w14:val="none"/>
+        </w:rPr>
+        <w:t xml:space="preserve"> (media &gt;= 18) </w:t>
+      </w:r>
+      <w:proofErr w:type="spellStart"/>
+      <w:r>
+        <w:rPr>
+          <w:rFonts w:ascii="Cascadia Mono" w:eastAsia="Times New Roman" w:hAnsi="Cascadia Mono" w:cs="Cascadia Mono"/>
+          <w:color w:val="000000"/>
+          <w:kern w:val="0"/>
+          <w:sz w:val="18"/>
+          <w:szCs w:val="18"/>
+          <w:lang w:val="en-BE" w:eastAsia="en-BE"/>
+          <w14:ligatures w14:val="none"/>
+        </w:rPr>
+        <w:t>cout</w:t>
+      </w:r>
+      <w:proofErr w:type="spellEnd"/>
+      <w:r>
+        <w:rPr>
+          <w:rFonts w:ascii="Cascadia Mono" w:eastAsia="Times New Roman" w:hAnsi="Cascadia Mono" w:cs="Cascadia Mono"/>
+          <w:color w:val="000000"/>
+          <w:kern w:val="0"/>
+          <w:sz w:val="18"/>
+          <w:szCs w:val="18"/>
+          <w:lang w:val="en-BE" w:eastAsia="en-BE"/>
+          <w14:ligatures w14:val="none"/>
+        </w:rPr>
+        <w:t xml:space="preserve"> </w:t>
+      </w:r>
+      <w:r>
+        <w:rPr>
+          <w:rFonts w:ascii="Cascadia Mono" w:eastAsia="Times New Roman" w:hAnsi="Cascadia Mono" w:cs="Cascadia Mono"/>
+          <w:color w:val="008080"/>
+          <w:kern w:val="0"/>
+          <w:sz w:val="18"/>
+          <w:szCs w:val="18"/>
+          <w:lang w:val="en-BE" w:eastAsia="en-BE"/>
+          <w14:ligatures w14:val="none"/>
+        </w:rPr>
+        <w:t>&lt;&lt;</w:t>
+      </w:r>
+      <w:r>
+        <w:rPr>
+          <w:rFonts w:ascii="Cascadia Mono" w:eastAsia="Times New Roman" w:hAnsi="Cascadia Mono" w:cs="Cascadia Mono"/>
+          <w:color w:val="000000"/>
+          <w:kern w:val="0"/>
+          <w:sz w:val="18"/>
+          <w:szCs w:val="18"/>
+          <w:lang w:val="en-BE" w:eastAsia="en-BE"/>
+          <w14:ligatures w14:val="none"/>
+        </w:rPr>
+        <w:t xml:space="preserve"> </w:t>
+      </w:r>
+      <w:r>
+        <w:rPr>
+          <w:rFonts w:ascii="Cascadia Mono" w:eastAsia="Times New Roman" w:hAnsi="Cascadia Mono" w:cs="Cascadia Mono"/>
+          <w:color w:val="808080"/>
+          <w:kern w:val="0"/>
+          <w:sz w:val="18"/>
+          <w:szCs w:val="18"/>
+          <w:lang w:val="en-BE" w:eastAsia="en-BE"/>
+          <w14:ligatures w14:val="none"/>
+        </w:rPr>
+        <w:t>h</w:t>
+      </w:r>
+      <w:r>
+        <w:rPr>
+          <w:rFonts w:ascii="Cascadia Mono" w:eastAsia="Times New Roman" w:hAnsi="Cascadia Mono" w:cs="Cascadia Mono"/>
+          <w:color w:val="000000"/>
+          <w:kern w:val="0"/>
+          <w:sz w:val="18"/>
+          <w:szCs w:val="18"/>
+          <w:lang w:val="en-BE" w:eastAsia="en-BE"/>
+          <w14:ligatures w14:val="none"/>
+        </w:rPr>
+        <w:t>-&gt;</w:t>
+      </w:r>
+      <w:proofErr w:type="spellStart"/>
+      <w:proofErr w:type="gramStart"/>
+      <w:r>
+        <w:rPr>
+          <w:rFonts w:ascii="Cascadia Mono" w:eastAsia="Times New Roman" w:hAnsi="Cascadia Mono" w:cs="Cascadia Mono"/>
+          <w:color w:val="000000"/>
+          <w:kern w:val="0"/>
+          <w:sz w:val="18"/>
+          <w:szCs w:val="18"/>
+          <w:lang w:val="en-BE" w:eastAsia="en-BE"/>
+          <w14:ligatures w14:val="none"/>
+        </w:rPr>
+        <w:t>item.key</w:t>
+      </w:r>
+      <w:proofErr w:type="spellEnd"/>
+      <w:r>
+        <w:rPr>
+          <w:rFonts w:ascii="Cascadia Mono" w:eastAsia="Times New Roman" w:hAnsi="Cascadia Mono" w:cs="Cascadia Mono"/>
+          <w:color w:val="000000"/>
+          <w:kern w:val="0"/>
+          <w:sz w:val="18"/>
+          <w:szCs w:val="18"/>
+          <w:lang w:val="en-BE" w:eastAsia="en-BE"/>
+          <w14:ligatures w14:val="none"/>
+        </w:rPr>
+        <w:t>(</w:t>
+      </w:r>
+      <w:proofErr w:type="gramEnd"/>
+      <w:r>
+        <w:rPr>
+          <w:rFonts w:ascii="Cascadia Mono" w:eastAsia="Times New Roman" w:hAnsi="Cascadia Mono" w:cs="Cascadia Mono"/>
+          <w:color w:val="000000"/>
+          <w:kern w:val="0"/>
+          <w:sz w:val="18"/>
+          <w:szCs w:val="18"/>
+          <w:lang w:val="en-BE" w:eastAsia="en-BE"/>
+          <w14:ligatures w14:val="none"/>
+        </w:rPr>
+        <w:t xml:space="preserve">) </w:t>
+      </w:r>
+      <w:r>
+        <w:rPr>
+          <w:rFonts w:ascii="Cascadia Mono" w:eastAsia="Times New Roman" w:hAnsi="Cascadia Mono" w:cs="Cascadia Mono"/>
+          <w:color w:val="008080"/>
+          <w:kern w:val="0"/>
+          <w:sz w:val="18"/>
+          <w:szCs w:val="18"/>
+          <w:lang w:val="en-BE" w:eastAsia="en-BE"/>
+          <w14:ligatures w14:val="none"/>
+        </w:rPr>
+        <w:t>&lt;&lt;</w:t>
+      </w:r>
+      <w:r>
+        <w:rPr>
+          <w:rFonts w:ascii="Cascadia Mono" w:eastAsia="Times New Roman" w:hAnsi="Cascadia Mono" w:cs="Cascadia Mono"/>
+          <w:color w:val="000000"/>
+          <w:kern w:val="0"/>
+          <w:sz w:val="18"/>
+          <w:szCs w:val="18"/>
+          <w:lang w:val="en-BE" w:eastAsia="en-BE"/>
+          <w14:ligatures w14:val="none"/>
+        </w:rPr>
+        <w:t xml:space="preserve"> </w:t>
+      </w:r>
+      <w:r>
+        <w:rPr>
+          <w:rFonts w:ascii="Cascadia Mono" w:eastAsia="Times New Roman" w:hAnsi="Cascadia Mono" w:cs="Cascadia Mono"/>
+          <w:color w:val="A31515"/>
+          <w:kern w:val="0"/>
+          <w:sz w:val="18"/>
+          <w:szCs w:val="18"/>
+          <w:lang w:val="en-BE" w:eastAsia="en-BE"/>
+          <w14:ligatures w14:val="none"/>
+        </w:rPr>
+        <w:t>": "</w:t>
+      </w:r>
+      <w:r>
+        <w:rPr>
+          <w:rFonts w:ascii="Cascadia Mono" w:eastAsia="Times New Roman" w:hAnsi="Cascadia Mono" w:cs="Cascadia Mono"/>
+          <w:color w:val="000000"/>
+          <w:kern w:val="0"/>
+          <w:sz w:val="18"/>
+          <w:szCs w:val="18"/>
+          <w:lang w:val="en-BE" w:eastAsia="en-BE"/>
+          <w14:ligatures w14:val="none"/>
+        </w:rPr>
+        <w:t xml:space="preserve"> </w:t>
+      </w:r>
+      <w:r>
+        <w:rPr>
+          <w:rFonts w:ascii="Cascadia Mono" w:eastAsia="Times New Roman" w:hAnsi="Cascadia Mono" w:cs="Cascadia Mono"/>
+          <w:color w:val="008080"/>
+          <w:kern w:val="0"/>
+          <w:sz w:val="18"/>
+          <w:szCs w:val="18"/>
+          <w:lang w:val="en-BE" w:eastAsia="en-BE"/>
+          <w14:ligatures w14:val="none"/>
+        </w:rPr>
+        <w:t>&lt;&lt;</w:t>
+      </w:r>
+      <w:r>
+        <w:rPr>
+          <w:rFonts w:ascii="Cascadia Mono" w:eastAsia="Times New Roman" w:hAnsi="Cascadia Mono" w:cs="Cascadia Mono"/>
+          <w:color w:val="000000"/>
+          <w:kern w:val="0"/>
+          <w:sz w:val="18"/>
+          <w:szCs w:val="18"/>
+          <w:lang w:val="en-BE" w:eastAsia="en-BE"/>
+          <w14:ligatures w14:val="none"/>
+        </w:rPr>
+        <w:t xml:space="preserve"> media </w:t>
+      </w:r>
+      <w:r>
+        <w:rPr>
+          <w:rFonts w:ascii="Cascadia Mono" w:eastAsia="Times New Roman" w:hAnsi="Cascadia Mono" w:cs="Cascadia Mono"/>
+          <w:color w:val="008080"/>
+          <w:kern w:val="0"/>
+          <w:sz w:val="18"/>
+          <w:szCs w:val="18"/>
+          <w:lang w:val="en-BE" w:eastAsia="en-BE"/>
+          <w14:ligatures w14:val="none"/>
+        </w:rPr>
+        <w:t>&lt;&lt;</w:t>
+      </w:r>
+      <w:r>
+        <w:rPr>
+          <w:rFonts w:ascii="Cascadia Mono" w:eastAsia="Times New Roman" w:hAnsi="Cascadia Mono" w:cs="Cascadia Mono"/>
+          <w:color w:val="000000"/>
+          <w:kern w:val="0"/>
+          <w:sz w:val="18"/>
+          <w:szCs w:val="18"/>
+          <w:lang w:val="en-BE" w:eastAsia="en-BE"/>
+          <w14:ligatures w14:val="none"/>
+        </w:rPr>
+        <w:t xml:space="preserve"> </w:t>
+      </w:r>
+      <w:proofErr w:type="spellStart"/>
+      <w:r>
+        <w:rPr>
+          <w:rFonts w:ascii="Cascadia Mono" w:eastAsia="Times New Roman" w:hAnsi="Cascadia Mono" w:cs="Cascadia Mono"/>
+          <w:color w:val="000000"/>
+          <w:kern w:val="0"/>
+          <w:sz w:val="18"/>
+          <w:szCs w:val="18"/>
+          <w:lang w:val="en-BE" w:eastAsia="en-BE"/>
+          <w14:ligatures w14:val="none"/>
+        </w:rPr>
+        <w:t>endl</w:t>
+      </w:r>
+      <w:proofErr w:type="spellEnd"/>
+      <w:r>
+        <w:rPr>
+          <w:rFonts w:ascii="Cascadia Mono" w:eastAsia="Times New Roman" w:hAnsi="Cascadia Mono" w:cs="Cascadia Mono"/>
+          <w:color w:val="000000"/>
+          <w:kern w:val="0"/>
+          <w:sz w:val="18"/>
+          <w:szCs w:val="18"/>
+          <w:lang w:val="en-BE" w:eastAsia="en-BE"/>
+          <w14:ligatures w14:val="none"/>
+        </w:rPr>
+        <w:t>;</w:t>
+      </w:r>
+    </w:p>
+    <w:p>
+      <w:pPr>
+        <w:tabs>
+          <w:tab w:val="left" w:pos="916"/>
+          <w:tab w:val="left" w:pos="1832"/>
+          <w:tab w:val="left" w:pos="2748"/>
+          <w:tab w:val="left" w:pos="3664"/>
+          <w:tab w:val="left" w:pos="4580"/>
+          <w:tab w:val="left" w:pos="5496"/>
+          <w:tab w:val="left" w:pos="6412"/>
+          <w:tab w:val="left" w:pos="7328"/>
+          <w:tab w:val="left" w:pos="8244"/>
+          <w:tab w:val="left" w:pos="9160"/>
+          <w:tab w:val="left" w:pos="10076"/>
+          <w:tab w:val="left" w:pos="10992"/>
+          <w:tab w:val="left" w:pos="11908"/>
+          <w:tab w:val="left" w:pos="12824"/>
+          <w:tab w:val="left" w:pos="13740"/>
+          <w:tab w:val="left" w:pos="14656"/>
+        </w:tabs>
+        <w:spacing w:after="0" w:line="240" w:lineRule="auto"/>
+        <w:rPr>
+          <w:rFonts w:ascii="Cascadia Mono" w:eastAsia="Times New Roman" w:hAnsi="Cascadia Mono" w:cs="Cascadia Mono"/>
+          <w:color w:val="000000"/>
+          <w:kern w:val="0"/>
+          <w:sz w:val="18"/>
+          <w:szCs w:val="18"/>
+          <w:lang w:val="en-BE" w:eastAsia="en-BE"/>
+          <w14:ligatures w14:val="none"/>
+        </w:rPr>
+      </w:pPr>
+      <w:r>
+        <w:rPr>
+          <w:rFonts w:ascii="Cascadia Mono" w:eastAsia="Times New Roman" w:hAnsi="Cascadia Mono" w:cs="Cascadia Mono"/>
+          <w:color w:val="000000"/>
+          <w:kern w:val="0"/>
+          <w:sz w:val="18"/>
+          <w:szCs w:val="18"/>
+          <w:lang w:val="en-BE" w:eastAsia="en-BE"/>
+          <w14:ligatures w14:val="none"/>
+        </w:rPr>
+        <w:tab/>
+      </w:r>
+      <w:r>
+        <w:rPr>
+          <w:rFonts w:ascii="Cascadia Mono" w:eastAsia="Times New Roman" w:hAnsi="Cascadia Mono" w:cs="Cascadia Mono"/>
+          <w:color w:val="0000FF"/>
+          <w:kern w:val="0"/>
+          <w:sz w:val="18"/>
+          <w:szCs w:val="18"/>
+          <w:lang w:val="en-BE" w:eastAsia="en-BE"/>
+          <w14:ligatures w14:val="none"/>
+        </w:rPr>
+        <w:t>else</w:t>
+      </w:r>
+      <w:r>
+        <w:rPr>
+          <w:rFonts w:ascii="Cascadia Mono" w:eastAsia="Times New Roman" w:hAnsi="Cascadia Mono" w:cs="Cascadia Mono"/>
+          <w:color w:val="000000"/>
+          <w:kern w:val="0"/>
+          <w:sz w:val="18"/>
+          <w:szCs w:val="18"/>
+          <w:lang w:val="en-BE" w:eastAsia="en-BE"/>
+          <w14:ligatures w14:val="none"/>
+        </w:rPr>
+        <w:t xml:space="preserve"> </w:t>
+      </w:r>
+      <w:proofErr w:type="spellStart"/>
+      <w:r>
+        <w:rPr>
+          <w:rFonts w:ascii="Cascadia Mono" w:eastAsia="Times New Roman" w:hAnsi="Cascadia Mono" w:cs="Cascadia Mono"/>
+          <w:color w:val="000000"/>
+          <w:kern w:val="0"/>
+          <w:sz w:val="18"/>
+          <w:szCs w:val="18"/>
+          <w:lang w:val="en-BE" w:eastAsia="en-BE"/>
+          <w14:ligatures w14:val="none"/>
+        </w:rPr>
+        <w:t>cout</w:t>
+      </w:r>
+      <w:proofErr w:type="spellEnd"/>
+      <w:r>
+        <w:rPr>
+          <w:rFonts w:ascii="Cascadia Mono" w:eastAsia="Times New Roman" w:hAnsi="Cascadia Mono" w:cs="Cascadia Mono"/>
+          <w:color w:val="000000"/>
+          <w:kern w:val="0"/>
+          <w:sz w:val="18"/>
+          <w:szCs w:val="18"/>
+          <w:lang w:val="en-BE" w:eastAsia="en-BE"/>
+          <w14:ligatures w14:val="none"/>
+        </w:rPr>
+        <w:t xml:space="preserve"> </w:t>
+      </w:r>
+      <w:r>
+        <w:rPr>
+          <w:rFonts w:ascii="Cascadia Mono" w:eastAsia="Times New Roman" w:hAnsi="Cascadia Mono" w:cs="Cascadia Mono"/>
+          <w:color w:val="008080"/>
+          <w:kern w:val="0"/>
+          <w:sz w:val="18"/>
+          <w:szCs w:val="18"/>
+          <w:lang w:val="en-BE" w:eastAsia="en-BE"/>
+          <w14:ligatures w14:val="none"/>
+        </w:rPr>
+        <w:t>&lt;&lt;</w:t>
+      </w:r>
+      <w:r>
+        <w:rPr>
+          <w:rFonts w:ascii="Cascadia Mono" w:eastAsia="Times New Roman" w:hAnsi="Cascadia Mono" w:cs="Cascadia Mono"/>
+          <w:color w:val="000000"/>
+          <w:kern w:val="0"/>
+          <w:sz w:val="18"/>
+          <w:szCs w:val="18"/>
+          <w:lang w:val="en-BE" w:eastAsia="en-BE"/>
+          <w14:ligatures w14:val="none"/>
+        </w:rPr>
+        <w:t xml:space="preserve"> </w:t>
+      </w:r>
+      <w:r>
+        <w:rPr>
+          <w:rFonts w:ascii="Cascadia Mono" w:eastAsia="Times New Roman" w:hAnsi="Cascadia Mono" w:cs="Cascadia Mono"/>
+          <w:color w:val="808080"/>
+          <w:kern w:val="0"/>
+          <w:sz w:val="18"/>
+          <w:szCs w:val="18"/>
+          <w:lang w:val="en-BE" w:eastAsia="en-BE"/>
+          <w14:ligatures w14:val="none"/>
+        </w:rPr>
+        <w:t>h</w:t>
+      </w:r>
+      <w:r>
+        <w:rPr>
+          <w:rFonts w:ascii="Cascadia Mono" w:eastAsia="Times New Roman" w:hAnsi="Cascadia Mono" w:cs="Cascadia Mono"/>
+          <w:color w:val="000000"/>
+          <w:kern w:val="0"/>
+          <w:sz w:val="18"/>
+          <w:szCs w:val="18"/>
+          <w:lang w:val="en-BE" w:eastAsia="en-BE"/>
+          <w14:ligatures w14:val="none"/>
+        </w:rPr>
+        <w:t>-&gt;</w:t>
+      </w:r>
+      <w:proofErr w:type="spellStart"/>
+      <w:proofErr w:type="gramStart"/>
+      <w:r>
+        <w:rPr>
+          <w:rFonts w:ascii="Cascadia Mono" w:eastAsia="Times New Roman" w:hAnsi="Cascadia Mono" w:cs="Cascadia Mono"/>
+          <w:color w:val="000000"/>
+          <w:kern w:val="0"/>
+          <w:sz w:val="18"/>
+          <w:szCs w:val="18"/>
+          <w:lang w:val="en-BE" w:eastAsia="en-BE"/>
+          <w14:ligatures w14:val="none"/>
+        </w:rPr>
+        <w:t>item.key</w:t>
+      </w:r>
+      <w:proofErr w:type="spellEnd"/>
+      <w:r>
+        <w:rPr>
+          <w:rFonts w:ascii="Cascadia Mono" w:eastAsia="Times New Roman" w:hAnsi="Cascadia Mono" w:cs="Cascadia Mono"/>
+          <w:color w:val="000000"/>
+          <w:kern w:val="0"/>
+          <w:sz w:val="18"/>
+          <w:szCs w:val="18"/>
+          <w:lang w:val="en-BE" w:eastAsia="en-BE"/>
+          <w14:ligatures w14:val="none"/>
+        </w:rPr>
+        <w:t>(</w:t>
+      </w:r>
+      <w:proofErr w:type="gramEnd"/>
+      <w:r>
+        <w:rPr>
+          <w:rFonts w:ascii="Cascadia Mono" w:eastAsia="Times New Roman" w:hAnsi="Cascadia Mono" w:cs="Cascadia Mono"/>
+          <w:color w:val="000000"/>
+          <w:kern w:val="0"/>
+          <w:sz w:val="18"/>
+          <w:szCs w:val="18"/>
+          <w:lang w:val="en-BE" w:eastAsia="en-BE"/>
+          <w14:ligatures w14:val="none"/>
+        </w:rPr>
+        <w:t xml:space="preserve">) </w:t>
+      </w:r>
+      <w:r>
+        <w:rPr>
+          <w:rFonts w:ascii="Cascadia Mono" w:eastAsia="Times New Roman" w:hAnsi="Cascadia Mono" w:cs="Cascadia Mono"/>
+          <w:color w:val="008080"/>
+          <w:kern w:val="0"/>
+          <w:sz w:val="18"/>
+          <w:szCs w:val="18"/>
+          <w:lang w:val="en-BE" w:eastAsia="en-BE"/>
+          <w14:ligatures w14:val="none"/>
+        </w:rPr>
+        <w:t>&lt;&lt;</w:t>
+      </w:r>
+      <w:r>
+        <w:rPr>
+          <w:rFonts w:ascii="Cascadia Mono" w:eastAsia="Times New Roman" w:hAnsi="Cascadia Mono" w:cs="Cascadia Mono"/>
+          <w:color w:val="000000"/>
+          <w:kern w:val="0"/>
+          <w:sz w:val="18"/>
+          <w:szCs w:val="18"/>
+          <w:lang w:val="en-BE" w:eastAsia="en-BE"/>
+          <w14:ligatures w14:val="none"/>
+        </w:rPr>
+        <w:t xml:space="preserve"> </w:t>
+      </w:r>
+      <w:r>
+        <w:rPr>
+          <w:rFonts w:ascii="Cascadia Mono" w:eastAsia="Times New Roman" w:hAnsi="Cascadia Mono" w:cs="Cascadia Mono"/>
+          <w:color w:val="A31515"/>
+          <w:kern w:val="0"/>
+          <w:sz w:val="18"/>
+          <w:szCs w:val="18"/>
+          <w:lang w:val="en-BE" w:eastAsia="en-BE"/>
+          <w14:ligatures w14:val="none"/>
+        </w:rPr>
+        <w:t>": "</w:t>
+      </w:r>
+      <w:r>
+        <w:rPr>
+          <w:rFonts w:ascii="Cascadia Mono" w:eastAsia="Times New Roman" w:hAnsi="Cascadia Mono" w:cs="Cascadia Mono"/>
+          <w:color w:val="000000"/>
+          <w:kern w:val="0"/>
+          <w:sz w:val="18"/>
+          <w:szCs w:val="18"/>
+          <w:lang w:val="en-BE" w:eastAsia="en-BE"/>
+          <w14:ligatures w14:val="none"/>
+        </w:rPr>
+        <w:t xml:space="preserve"> </w:t>
+      </w:r>
+      <w:r>
+        <w:rPr>
+          <w:rFonts w:ascii="Cascadia Mono" w:eastAsia="Times New Roman" w:hAnsi="Cascadia Mono" w:cs="Cascadia Mono"/>
+          <w:color w:val="008080"/>
+          <w:kern w:val="0"/>
+          <w:sz w:val="18"/>
+          <w:szCs w:val="18"/>
+          <w:lang w:val="en-BE" w:eastAsia="en-BE"/>
+          <w14:ligatures w14:val="none"/>
+        </w:rPr>
+        <w:t>&lt;&lt;</w:t>
+      </w:r>
+      <w:r>
+        <w:rPr>
+          <w:rFonts w:ascii="Cascadia Mono" w:eastAsia="Times New Roman" w:hAnsi="Cascadia Mono" w:cs="Cascadia Mono"/>
+          <w:color w:val="000000"/>
+          <w:kern w:val="0"/>
+          <w:sz w:val="18"/>
+          <w:szCs w:val="18"/>
+          <w:lang w:val="en-BE" w:eastAsia="en-BE"/>
+          <w14:ligatures w14:val="none"/>
+        </w:rPr>
+        <w:t xml:space="preserve"> </w:t>
+      </w:r>
+      <w:r>
+        <w:rPr>
+          <w:rFonts w:ascii="Cascadia Mono" w:eastAsia="Times New Roman" w:hAnsi="Cascadia Mono" w:cs="Cascadia Mono"/>
+          <w:color w:val="A31515"/>
+          <w:kern w:val="0"/>
+          <w:sz w:val="18"/>
+          <w:szCs w:val="18"/>
+          <w:lang w:val="en-BE" w:eastAsia="en-BE"/>
+          <w14:ligatures w14:val="none"/>
+        </w:rPr>
+        <w:t>"INS"</w:t>
+      </w:r>
+      <w:r>
+        <w:rPr>
+          <w:rFonts w:ascii="Cascadia Mono" w:eastAsia="Times New Roman" w:hAnsi="Cascadia Mono" w:cs="Cascadia Mono"/>
+          <w:color w:val="000000"/>
+          <w:kern w:val="0"/>
+          <w:sz w:val="18"/>
+          <w:szCs w:val="18"/>
+          <w:lang w:val="en-BE" w:eastAsia="en-BE"/>
+          <w14:ligatures w14:val="none"/>
+        </w:rPr>
+        <w:t xml:space="preserve"> </w:t>
+      </w:r>
+      <w:r>
+        <w:rPr>
+          <w:rFonts w:ascii="Cascadia Mono" w:eastAsia="Times New Roman" w:hAnsi="Cascadia Mono" w:cs="Cascadia Mono"/>
+          <w:color w:val="008080"/>
+          <w:kern w:val="0"/>
+          <w:sz w:val="18"/>
+          <w:szCs w:val="18"/>
+          <w:lang w:val="en-BE" w:eastAsia="en-BE"/>
+          <w14:ligatures w14:val="none"/>
+        </w:rPr>
+        <w:t>&lt;&lt;</w:t>
+      </w:r>
+      <w:r>
+        <w:rPr>
+          <w:rFonts w:ascii="Cascadia Mono" w:eastAsia="Times New Roman" w:hAnsi="Cascadia Mono" w:cs="Cascadia Mono"/>
+          <w:color w:val="000000"/>
+          <w:kern w:val="0"/>
+          <w:sz w:val="18"/>
+          <w:szCs w:val="18"/>
+          <w:lang w:val="en-BE" w:eastAsia="en-BE"/>
+          <w14:ligatures w14:val="none"/>
+        </w:rPr>
+        <w:t xml:space="preserve"> </w:t>
+      </w:r>
+      <w:proofErr w:type="spellStart"/>
+      <w:r>
+        <w:rPr>
+          <w:rFonts w:ascii="Cascadia Mono" w:eastAsia="Times New Roman" w:hAnsi="Cascadia Mono" w:cs="Cascadia Mono"/>
+          <w:color w:val="000000"/>
+          <w:kern w:val="0"/>
+          <w:sz w:val="18"/>
+          <w:szCs w:val="18"/>
+          <w:lang w:val="en-BE" w:eastAsia="en-BE"/>
+          <w14:ligatures w14:val="none"/>
+        </w:rPr>
+        <w:t>endl</w:t>
+      </w:r>
+      <w:proofErr w:type="spellEnd"/>
+      <w:r>
+        <w:rPr>
+          <w:rFonts w:ascii="Cascadia Mono" w:eastAsia="Times New Roman" w:hAnsi="Cascadia Mono" w:cs="Cascadia Mono"/>
+          <w:color w:val="000000"/>
+          <w:kern w:val="0"/>
+          <w:sz w:val="18"/>
+          <w:szCs w:val="18"/>
+          <w:lang w:val="en-BE" w:eastAsia="en-BE"/>
+          <w14:ligatures w14:val="none"/>
+        </w:rPr>
+        <w:t>;</w:t>
+      </w:r>
+    </w:p>
+    <w:p>
+      <w:pPr>
+        <w:tabs>
+          <w:tab w:val="left" w:pos="916"/>
+          <w:tab w:val="left" w:pos="1832"/>
+          <w:tab w:val="left" w:pos="2748"/>
+          <w:tab w:val="left" w:pos="3664"/>
+          <w:tab w:val="left" w:pos="4580"/>
+          <w:tab w:val="left" w:pos="5496"/>
+          <w:tab w:val="left" w:pos="6412"/>
+          <w:tab w:val="left" w:pos="7328"/>
+          <w:tab w:val="left" w:pos="8244"/>
+          <w:tab w:val="left" w:pos="9160"/>
+          <w:tab w:val="left" w:pos="10076"/>
+          <w:tab w:val="left" w:pos="10992"/>
+          <w:tab w:val="left" w:pos="11908"/>
+          <w:tab w:val="left" w:pos="12824"/>
+          <w:tab w:val="left" w:pos="13740"/>
+          <w:tab w:val="left" w:pos="14656"/>
+        </w:tabs>
+        <w:spacing w:after="0" w:line="240" w:lineRule="auto"/>
+        <w:rPr>
+          <w:rFonts w:ascii="Cascadia Mono" w:eastAsia="Times New Roman" w:hAnsi="Cascadia Mono" w:cs="Cascadia Mono"/>
+          <w:color w:val="000000"/>
+          <w:kern w:val="0"/>
+          <w:sz w:val="18"/>
+          <w:szCs w:val="18"/>
+          <w:lang w:val="en-BE" w:eastAsia="en-BE"/>
+          <w14:ligatures w14:val="none"/>
+        </w:rPr>
+      </w:pPr>
+      <w:r>
+        <w:rPr>
+          <w:rFonts w:ascii="Cascadia Mono" w:eastAsia="Times New Roman" w:hAnsi="Cascadia Mono" w:cs="Cascadia Mono"/>
+          <w:color w:val="000000"/>
+          <w:kern w:val="0"/>
+          <w:sz w:val="18"/>
+          <w:szCs w:val="18"/>
+          <w:lang w:val="en-BE" w:eastAsia="en-BE"/>
+          <w14:ligatures w14:val="none"/>
+        </w:rPr>
+        <w:tab/>
+      </w:r>
+      <w:proofErr w:type="spellStart"/>
+      <w:r>
+        <w:rPr>
+          <w:rFonts w:ascii="Cascadia Mono" w:eastAsia="Times New Roman" w:hAnsi="Cascadia Mono" w:cs="Cascadia Mono"/>
+          <w:color w:val="000000"/>
+          <w:kern w:val="0"/>
+          <w:sz w:val="18"/>
+          <w:szCs w:val="18"/>
+          <w:lang w:val="en-BE" w:eastAsia="en-BE"/>
+          <w14:ligatures w14:val="none"/>
+        </w:rPr>
+        <w:t>visitaAlberoR</w:t>
+      </w:r>
+      <w:proofErr w:type="spellEnd"/>
+      <w:r>
+        <w:rPr>
+          <w:rFonts w:ascii="Cascadia Mono" w:eastAsia="Times New Roman" w:hAnsi="Cascadia Mono" w:cs="Cascadia Mono"/>
+          <w:color w:val="000000"/>
+          <w:kern w:val="0"/>
+          <w:sz w:val="18"/>
+          <w:szCs w:val="18"/>
+          <w:lang w:val="en-BE" w:eastAsia="en-BE"/>
+          <w14:ligatures w14:val="none"/>
+        </w:rPr>
+        <w:t>(</w:t>
+      </w:r>
+      <w:r>
+        <w:rPr>
+          <w:rFonts w:ascii="Cascadia Mono" w:eastAsia="Times New Roman" w:hAnsi="Cascadia Mono" w:cs="Cascadia Mono"/>
+          <w:color w:val="808080"/>
+          <w:kern w:val="0"/>
+          <w:sz w:val="18"/>
+          <w:szCs w:val="18"/>
+          <w:lang w:val="en-BE" w:eastAsia="en-BE"/>
+          <w14:ligatures w14:val="none"/>
+        </w:rPr>
+        <w:t>h</w:t>
+      </w:r>
+      <w:r>
+        <w:rPr>
+          <w:rFonts w:ascii="Cascadia Mono" w:eastAsia="Times New Roman" w:hAnsi="Cascadia Mono" w:cs="Cascadia Mono"/>
+          <w:color w:val="000000"/>
+          <w:kern w:val="0"/>
+          <w:sz w:val="18"/>
+          <w:szCs w:val="18"/>
+          <w:lang w:val="en-BE" w:eastAsia="en-BE"/>
+          <w14:ligatures w14:val="none"/>
+        </w:rPr>
+        <w:t xml:space="preserve">-&gt;r, </w:t>
+      </w:r>
+      <w:proofErr w:type="spellStart"/>
+      <w:r>
+        <w:rPr>
+          <w:rFonts w:ascii="Cascadia Mono" w:eastAsia="Times New Roman" w:hAnsi="Cascadia Mono" w:cs="Cascadia Mono"/>
+          <w:color w:val="808080"/>
+          <w:kern w:val="0"/>
+          <w:sz w:val="18"/>
+          <w:szCs w:val="18"/>
+          <w:lang w:val="en-BE" w:eastAsia="en-BE"/>
+          <w14:ligatures w14:val="none"/>
+        </w:rPr>
+        <w:t>bst</w:t>
+      </w:r>
+      <w:proofErr w:type="spellEnd"/>
+      <w:r>
+        <w:rPr>
+          <w:rFonts w:ascii="Cascadia Mono" w:eastAsia="Times New Roman" w:hAnsi="Cascadia Mono" w:cs="Cascadia Mono"/>
+          <w:color w:val="000000"/>
+          <w:kern w:val="0"/>
+          <w:sz w:val="18"/>
+          <w:szCs w:val="18"/>
+          <w:lang w:val="en-BE" w:eastAsia="en-BE"/>
+          <w14:ligatures w14:val="none"/>
+        </w:rPr>
+        <w:t>);</w:t>
+      </w:r>
+    </w:p>
+    <w:p>
+      <w:pPr>
+        <w:tabs>
+          <w:tab w:val="left" w:pos="916"/>
+          <w:tab w:val="left" w:pos="1832"/>
+          <w:tab w:val="left" w:pos="2748"/>
+          <w:tab w:val="left" w:pos="3664"/>
+          <w:tab w:val="left" w:pos="4580"/>
+          <w:tab w:val="left" w:pos="5496"/>
+          <w:tab w:val="left" w:pos="6412"/>
+          <w:tab w:val="left" w:pos="7328"/>
+          <w:tab w:val="left" w:pos="8244"/>
+          <w:tab w:val="left" w:pos="9160"/>
+          <w:tab w:val="left" w:pos="10076"/>
+          <w:tab w:val="left" w:pos="10992"/>
+          <w:tab w:val="left" w:pos="11908"/>
+          <w:tab w:val="left" w:pos="12824"/>
+          <w:tab w:val="left" w:pos="13740"/>
+          <w:tab w:val="left" w:pos="14656"/>
+        </w:tabs>
+        <w:spacing w:after="0" w:line="240" w:lineRule="auto"/>
+        <w:rPr>
+          <w:rFonts w:ascii="Cascadia Mono" w:eastAsia="Times New Roman" w:hAnsi="Cascadia Mono" w:cs="Cascadia Mono"/>
+          <w:color w:val="000000"/>
+          <w:kern w:val="0"/>
+          <w:sz w:val="18"/>
+          <w:szCs w:val="18"/>
+          <w:lang w:val="en-BE" w:eastAsia="en-BE"/>
+          <w14:ligatures w14:val="none"/>
+        </w:rPr>
+      </w:pPr>
+      <w:r>
+        <w:rPr>
+          <w:rFonts w:ascii="Cascadia Mono" w:eastAsia="Times New Roman" w:hAnsi="Cascadia Mono" w:cs="Cascadia Mono"/>
+          <w:color w:val="000000"/>
+          <w:kern w:val="0"/>
+          <w:sz w:val="18"/>
+          <w:szCs w:val="18"/>
+          <w:lang w:val="en-BE" w:eastAsia="en-BE"/>
+          <w14:ligatures w14:val="none"/>
+        </w:rPr>
+        <w:t>}</w:t>
+      </w:r>
+    </w:p>
+    <w:p>
+      <w:pPr>
+        <w:tabs>
+          <w:tab w:val="left" w:pos="916"/>
+          <w:tab w:val="left" w:pos="1832"/>
+          <w:tab w:val="left" w:pos="2748"/>
+          <w:tab w:val="left" w:pos="3664"/>
+          <w:tab w:val="left" w:pos="4580"/>
+          <w:tab w:val="left" w:pos="5496"/>
+          <w:tab w:val="left" w:pos="6412"/>
+          <w:tab w:val="left" w:pos="7328"/>
+          <w:tab w:val="left" w:pos="8244"/>
+          <w:tab w:val="left" w:pos="9160"/>
+          <w:tab w:val="left" w:pos="10076"/>
+          <w:tab w:val="left" w:pos="10992"/>
+          <w:tab w:val="left" w:pos="11908"/>
+          <w:tab w:val="left" w:pos="12824"/>
+          <w:tab w:val="left" w:pos="13740"/>
+          <w:tab w:val="left" w:pos="14656"/>
+        </w:tabs>
+        <w:spacing w:after="0" w:line="240" w:lineRule="auto"/>
+        <w:rPr>
+          <w:rFonts w:ascii="Cascadia Mono" w:eastAsia="Times New Roman" w:hAnsi="Cascadia Mono" w:cs="Cascadia Mono"/>
+          <w:color w:val="000000"/>
+          <w:kern w:val="0"/>
+          <w:sz w:val="18"/>
+          <w:szCs w:val="18"/>
+          <w:lang w:val="en-BE" w:eastAsia="en-BE"/>
+          <w14:ligatures w14:val="none"/>
+        </w:rPr>
+      </w:pPr>
+      <w:r>
+        <w:rPr>
+          <w:rFonts w:ascii="Cascadia Mono" w:eastAsia="Times New Roman" w:hAnsi="Cascadia Mono" w:cs="Cascadia Mono"/>
+          <w:color w:val="0000FF"/>
+          <w:kern w:val="0"/>
+          <w:sz w:val="18"/>
+          <w:szCs w:val="18"/>
+          <w:lang w:val="en-BE" w:eastAsia="en-BE"/>
+          <w14:ligatures w14:val="none"/>
+        </w:rPr>
+        <w:t>void</w:t>
+      </w:r>
+      <w:r>
+        <w:rPr>
+          <w:rFonts w:ascii="Cascadia Mono" w:eastAsia="Times New Roman" w:hAnsi="Cascadia Mono" w:cs="Cascadia Mono"/>
+          <w:color w:val="000000"/>
+          <w:kern w:val="0"/>
+          <w:sz w:val="18"/>
+          <w:szCs w:val="18"/>
+          <w:lang w:val="en-BE" w:eastAsia="en-BE"/>
+          <w14:ligatures w14:val="none"/>
+        </w:rPr>
+        <w:t xml:space="preserve"> </w:t>
+      </w:r>
+      <w:proofErr w:type="spellStart"/>
+      <w:proofErr w:type="gramStart"/>
+      <w:r>
+        <w:rPr>
+          <w:rFonts w:ascii="Cascadia Mono" w:eastAsia="Times New Roman" w:hAnsi="Cascadia Mono" w:cs="Cascadia Mono"/>
+          <w:color w:val="000000"/>
+          <w:kern w:val="0"/>
+          <w:sz w:val="18"/>
+          <w:szCs w:val="18"/>
+          <w:lang w:val="en-BE" w:eastAsia="en-BE"/>
+          <w14:ligatures w14:val="none"/>
+        </w:rPr>
+        <w:t>visitaAlbero</w:t>
+      </w:r>
+      <w:proofErr w:type="spellEnd"/>
+      <w:r>
+        <w:rPr>
+          <w:rFonts w:ascii="Cascadia Mono" w:eastAsia="Times New Roman" w:hAnsi="Cascadia Mono" w:cs="Cascadia Mono"/>
+          <w:color w:val="000000"/>
+          <w:kern w:val="0"/>
+          <w:sz w:val="18"/>
+          <w:szCs w:val="18"/>
+          <w:lang w:val="en-BE" w:eastAsia="en-BE"/>
+          <w14:ligatures w14:val="none"/>
+        </w:rPr>
+        <w:t>(</w:t>
+      </w:r>
+      <w:proofErr w:type="gramEnd"/>
+      <w:r>
+        <w:rPr>
+          <w:rFonts w:ascii="Cascadia Mono" w:eastAsia="Times New Roman" w:hAnsi="Cascadia Mono" w:cs="Cascadia Mono"/>
+          <w:color w:val="2B91AF"/>
+          <w:kern w:val="0"/>
+          <w:sz w:val="18"/>
+          <w:szCs w:val="18"/>
+          <w:lang w:val="en-BE" w:eastAsia="en-BE"/>
+          <w14:ligatures w14:val="none"/>
+        </w:rPr>
+        <w:t>BST</w:t>
+      </w:r>
+      <w:r>
+        <w:rPr>
+          <w:rFonts w:ascii="Cascadia Mono" w:eastAsia="Times New Roman" w:hAnsi="Cascadia Mono" w:cs="Cascadia Mono"/>
+          <w:color w:val="000000"/>
+          <w:kern w:val="0"/>
+          <w:sz w:val="18"/>
+          <w:szCs w:val="18"/>
+          <w:lang w:val="en-BE" w:eastAsia="en-BE"/>
+          <w14:ligatures w14:val="none"/>
+        </w:rPr>
+        <w:t xml:space="preserve">&amp; </w:t>
+      </w:r>
+      <w:proofErr w:type="spellStart"/>
+      <w:r>
+        <w:rPr>
+          <w:rFonts w:ascii="Cascadia Mono" w:eastAsia="Times New Roman" w:hAnsi="Cascadia Mono" w:cs="Cascadia Mono"/>
+          <w:color w:val="808080"/>
+          <w:kern w:val="0"/>
+          <w:sz w:val="18"/>
+          <w:szCs w:val="18"/>
+          <w:lang w:val="en-BE" w:eastAsia="en-BE"/>
+          <w14:ligatures w14:val="none"/>
+        </w:rPr>
+        <w:t>bst</w:t>
+      </w:r>
+      <w:proofErr w:type="spellEnd"/>
+      <w:r>
+        <w:rPr>
+          <w:rFonts w:ascii="Cascadia Mono" w:eastAsia="Times New Roman" w:hAnsi="Cascadia Mono" w:cs="Cascadia Mono"/>
+          <w:color w:val="000000"/>
+          <w:kern w:val="0"/>
+          <w:sz w:val="18"/>
+          <w:szCs w:val="18"/>
+          <w:lang w:val="en-BE" w:eastAsia="en-BE"/>
+          <w14:ligatures w14:val="none"/>
+        </w:rPr>
+        <w:t xml:space="preserve">) </w:t>
+      </w:r>
+      <w:proofErr w:type="gramStart"/>
+      <w:r>
+        <w:rPr>
+          <w:rFonts w:ascii="Cascadia Mono" w:eastAsia="Times New Roman" w:hAnsi="Cascadia Mono" w:cs="Cascadia Mono"/>
+          <w:color w:val="000000"/>
+          <w:kern w:val="0"/>
+          <w:sz w:val="18"/>
+          <w:szCs w:val="18"/>
+          <w:lang w:val="en-BE" w:eastAsia="en-BE"/>
+          <w14:ligatures w14:val="none"/>
+        </w:rPr>
+        <w:t xml:space="preserve">{ </w:t>
+      </w:r>
+      <w:proofErr w:type="spellStart"/>
+      <w:r>
+        <w:rPr>
+          <w:rFonts w:ascii="Cascadia Mono" w:eastAsia="Times New Roman" w:hAnsi="Cascadia Mono" w:cs="Cascadia Mono"/>
+          <w:color w:val="000000"/>
+          <w:kern w:val="0"/>
+          <w:sz w:val="18"/>
+          <w:szCs w:val="18"/>
+          <w:lang w:val="en-BE" w:eastAsia="en-BE"/>
+          <w14:ligatures w14:val="none"/>
+        </w:rPr>
+        <w:t>visitaAlberoR</w:t>
+      </w:r>
+      <w:proofErr w:type="spellEnd"/>
+      <w:proofErr w:type="gramEnd"/>
+      <w:r>
+        <w:rPr>
+          <w:rFonts w:ascii="Cascadia Mono" w:eastAsia="Times New Roman" w:hAnsi="Cascadia Mono" w:cs="Cascadia Mono"/>
+          <w:color w:val="000000"/>
+          <w:kern w:val="0"/>
+          <w:sz w:val="18"/>
+          <w:szCs w:val="18"/>
+          <w:lang w:val="en-BE" w:eastAsia="en-BE"/>
+          <w14:ligatures w14:val="none"/>
+        </w:rPr>
+        <w:t xml:space="preserve">(head, </w:t>
+      </w:r>
+      <w:proofErr w:type="spellStart"/>
+      <w:r>
+        <w:rPr>
+          <w:rFonts w:ascii="Cascadia Mono" w:eastAsia="Times New Roman" w:hAnsi="Cascadia Mono" w:cs="Cascadia Mono"/>
+          <w:color w:val="808080"/>
+          <w:kern w:val="0"/>
+          <w:sz w:val="18"/>
+          <w:szCs w:val="18"/>
+          <w:lang w:val="en-BE" w:eastAsia="en-BE"/>
+          <w14:ligatures w14:val="none"/>
+        </w:rPr>
+        <w:t>bst</w:t>
+      </w:r>
+      <w:proofErr w:type="spellEnd"/>
+      <w:r>
+        <w:rPr>
+          <w:rFonts w:ascii="Cascadia Mono" w:eastAsia="Times New Roman" w:hAnsi="Cascadia Mono" w:cs="Cascadia Mono"/>
+          <w:color w:val="000000"/>
+          <w:kern w:val="0"/>
+          <w:sz w:val="18"/>
+          <w:szCs w:val="18"/>
+          <w:lang w:val="en-BE" w:eastAsia="en-BE"/>
+          <w14:ligatures w14:val="none"/>
+        </w:rPr>
+        <w:t>)</w:t>
+      </w:r>
+      <w:proofErr w:type="gramStart"/>
+      <w:r>
+        <w:rPr>
+          <w:rFonts w:ascii="Cascadia Mono" w:eastAsia="Times New Roman" w:hAnsi="Cascadia Mono" w:cs="Cascadia Mono"/>
+          <w:color w:val="000000"/>
+          <w:kern w:val="0"/>
+          <w:sz w:val="18"/>
+          <w:szCs w:val="18"/>
+          <w:lang w:val="en-BE" w:eastAsia="en-BE"/>
+          <w14:ligatures w14:val="none"/>
+        </w:rPr>
+        <w:t>; }</w:t>
+      </w:r>
+      <w:proofErr w:type="gramEnd"/>
+    </w:p>
+    <w:p>
+      <w:pPr>
+        <w:tabs>
+          <w:tab w:val="left" w:pos="916"/>
+          <w:tab w:val="left" w:pos="1832"/>
+          <w:tab w:val="left" w:pos="2748"/>
+          <w:tab w:val="left" w:pos="3664"/>
+          <w:tab w:val="left" w:pos="4580"/>
+          <w:tab w:val="left" w:pos="5496"/>
+          <w:tab w:val="left" w:pos="6412"/>
+          <w:tab w:val="left" w:pos="7328"/>
+          <w:tab w:val="left" w:pos="8244"/>
+          <w:tab w:val="left" w:pos="9160"/>
+          <w:tab w:val="left" w:pos="10076"/>
+          <w:tab w:val="left" w:pos="10992"/>
+          <w:tab w:val="left" w:pos="11908"/>
+          <w:tab w:val="left" w:pos="12824"/>
+          <w:tab w:val="left" w:pos="13740"/>
+          <w:tab w:val="left" w:pos="14656"/>
+        </w:tabs>
+        <w:spacing w:after="0" w:line="240" w:lineRule="auto"/>
+        <w:rPr>
+          <w:rFonts w:ascii="Cascadia Mono" w:eastAsia="Times New Roman" w:hAnsi="Cascadia Mono" w:cs="Cascadia Mono"/>
+          <w:color w:val="000000"/>
+          <w:kern w:val="0"/>
+          <w:sz w:val="18"/>
+          <w:szCs w:val="18"/>
+          <w:lang w:val="en-BE" w:eastAsia="en-BE"/>
+          <w14:ligatures w14:val="none"/>
+        </w:rPr>
+      </w:pPr>
+    </w:p>
+    <w:p>
+      <w:pPr>
+        <w:pStyle w:val="ListParagraph"/>
+        <w:numPr>
+          <w:ilvl w:val="0"/>
+          <w:numId w:val="5"/>
+        </w:numPr>
+        <w:rPr>
+          <w:lang w:val="it-IT"/>
+        </w:rPr>
+      </w:pPr>
+      <w:r>
+        <w:rPr>
+          <w:lang w:val="it-IT"/>
+        </w:rPr>
+        <w:drawing>
+          <wp:anchor distT="0" distB="0" distL="114300" distR="114300" simplePos="0" relativeHeight="251663360" behindDoc="1" locked="0" layoutInCell="1" allowOverlap="1" wp14:anchorId="50945448" wp14:editId="0C255271">
+            <wp:simplePos x="0" y="0"/>
+            <wp:positionH relativeFrom="margin">
+              <wp:posOffset>3889375</wp:posOffset>
+            </wp:positionH>
+            <wp:positionV relativeFrom="paragraph">
+              <wp:posOffset>535940</wp:posOffset>
+            </wp:positionV>
+            <wp:extent cx="2222500" cy="1246505"/>
+            <wp:effectExtent l="0" t="0" r="6350" b="0"/>
+            <wp:wrapTight wrapText="bothSides">
+              <wp:wrapPolygon edited="0">
+                <wp:start x="0" y="0"/>
+                <wp:lineTo x="0" y="21127"/>
+                <wp:lineTo x="21477" y="21127"/>
+                <wp:lineTo x="21477" y="0"/>
+                <wp:lineTo x="0" y="0"/>
+              </wp:wrapPolygon>
+            </wp:wrapTight>
+            <wp:docPr id="310619091" name="Picture 1"/>
+            <wp:cNvGraphicFramePr>
+              <a:graphicFrameLocks xmlns:a="http://schemas.openxmlformats.org/drawingml/2006/main" noChangeAspect="1"/>
+            </wp:cNvGraphicFramePr>
+            <a:graphic xmlns:a="http://schemas.openxmlformats.org/drawingml/2006/main">
+              <a:graphicData uri="http://schemas.openxmlformats.org/drawingml/2006/picture">
+                <pic:pic xmlns:pic="http://schemas.openxmlformats.org/drawingml/2006/picture">
+                  <pic:nvPicPr>
+                    <pic:cNvPr id="310619091" name=""/>
+                    <pic:cNvPicPr/>
+                  </pic:nvPicPr>
+                  <pic:blipFill>
+                    <a:blip r:embed="rId5">
+                      <a:extLst>
+                        <a:ext uri="{28A0092B-C50C-407E-A947-70E740481C1C}">
+                          <a14:useLocalDpi xmlns:a14="http://schemas.microsoft.com/office/drawing/2010/main" val="0"/>
+                        </a:ext>
+                      </a:extLst>
+                    </a:blip>
+                    <a:stretch>
+                      <a:fillRect/>
+                    </a:stretch>
+                  </pic:blipFill>
+                  <pic:spPr>
+                    <a:xfrm>
+                      <a:off x="0" y="0"/>
+                      <a:ext cx="2222500" cy="1246505"/>
+                    </a:xfrm>
+                    <a:prstGeom prst="rect">
+                      <a:avLst/>
+                    </a:prstGeom>
+                  </pic:spPr>
+                </pic:pic>
+              </a:graphicData>
+            </a:graphic>
+            <wp14:sizeRelH relativeFrom="margin">
+              <wp14:pctWidth>0</wp14:pctWidth>
+            </wp14:sizeRelH>
+            <wp14:sizeRelV relativeFrom="margin">
+              <wp14:pctHeight>0</wp14:pctHeight>
+            </wp14:sizeRelV>
+          </wp:anchor>
+        </w:drawing>
+      </w:r>
+      <w:r>
+        <w:rPr>
+          <w:lang w:val="it-IT"/>
+        </w:rPr>
+        <w:drawing>
+          <wp:anchor distT="0" distB="0" distL="114300" distR="114300" simplePos="0" relativeHeight="251662336" behindDoc="1" locked="0" layoutInCell="1" allowOverlap="1" wp14:anchorId="2E03347D" wp14:editId="19A2BED2">
+            <wp:simplePos x="0" y="0"/>
+            <wp:positionH relativeFrom="column">
+              <wp:posOffset>1628775</wp:posOffset>
+            </wp:positionH>
+            <wp:positionV relativeFrom="paragraph">
+              <wp:posOffset>526415</wp:posOffset>
+            </wp:positionV>
+            <wp:extent cx="2114550" cy="1253490"/>
+            <wp:effectExtent l="0" t="0" r="0" b="3810"/>
+            <wp:wrapTight wrapText="bothSides">
+              <wp:wrapPolygon edited="0">
+                <wp:start x="0" y="0"/>
+                <wp:lineTo x="0" y="21337"/>
+                <wp:lineTo x="21405" y="21337"/>
+                <wp:lineTo x="21405" y="0"/>
+                <wp:lineTo x="0" y="0"/>
+              </wp:wrapPolygon>
+            </wp:wrapTight>
+            <wp:docPr id="1234728883" name="Picture 1"/>
+            <wp:cNvGraphicFramePr>
+              <a:graphicFrameLocks xmlns:a="http://schemas.openxmlformats.org/drawingml/2006/main" noChangeAspect="1"/>
+            </wp:cNvGraphicFramePr>
+            <a:graphic xmlns:a="http://schemas.openxmlformats.org/drawingml/2006/main">
+              <a:graphicData uri="http://schemas.openxmlformats.org/drawingml/2006/picture">
+                <pic:pic xmlns:pic="http://schemas.openxmlformats.org/drawingml/2006/picture">
+                  <pic:nvPicPr>
+                    <pic:cNvPr id="1234728883" name=""/>
+                    <pic:cNvPicPr/>
+                  </pic:nvPicPr>
+                  <pic:blipFill>
+                    <a:blip r:embed="rId6">
+                      <a:extLst>
+                        <a:ext uri="{28A0092B-C50C-407E-A947-70E740481C1C}">
+                          <a14:useLocalDpi xmlns:a14="http://schemas.microsoft.com/office/drawing/2010/main" val="0"/>
+                        </a:ext>
+                      </a:extLst>
+                    </a:blip>
+                    <a:stretch>
+                      <a:fillRect/>
+                    </a:stretch>
+                  </pic:blipFill>
+                  <pic:spPr>
+                    <a:xfrm>
+                      <a:off x="0" y="0"/>
+                      <a:ext cx="2114550" cy="1253490"/>
+                    </a:xfrm>
+                    <a:prstGeom prst="rect">
+                      <a:avLst/>
+                    </a:prstGeom>
+                  </pic:spPr>
+                </pic:pic>
+              </a:graphicData>
+            </a:graphic>
+            <wp14:sizeRelH relativeFrom="margin">
+              <wp14:pctWidth>0</wp14:pctWidth>
+            </wp14:sizeRelH>
+            <wp14:sizeRelV relativeFrom="margin">
+              <wp14:pctHeight>0</wp14:pctHeight>
+            </wp14:sizeRelV>
+          </wp:anchor>
+        </w:drawing>
+      </w:r>
+      <w:r>
+        <w:rPr>
+          <w:lang w:val="it-IT"/>
+        </w:rPr>
+        <w:t>Quanto chiede di stampare in pre-post-in order, bisogna modificare l’ordine in cui stampa:</w:t>
+      </w:r>
+    </w:p>
+    <w:p>
+      <w:pPr>
+        <w:pStyle w:val="ListParagraph"/>
+        <w:numPr>
+          <w:ilvl w:val="0"/>
+          <w:numId w:val="5"/>
+        </w:numPr>
+        <w:pBdr>
+          <w:bottom w:val="single" w:sz="6" w:space="1" w:color="auto"/>
+        </w:pBdr>
+        <w:rPr>
+          <w:lang w:val="it-IT"/>
+        </w:rPr>
+      </w:pPr>
+      <w:r>
+        <w:rPr>
+          <w:lang w:val="it-IT"/>
+        </w:rPr>
+        <w:drawing>
+          <wp:anchor distT="0" distB="0" distL="114300" distR="114300" simplePos="0" relativeHeight="251661312" behindDoc="1" locked="0" layoutInCell="1" allowOverlap="1" wp14:anchorId="73FF03FA" wp14:editId="4C55EF63">
+            <wp:simplePos x="0" y="0"/>
+            <wp:positionH relativeFrom="column">
+              <wp:posOffset>-714375</wp:posOffset>
+            </wp:positionH>
+            <wp:positionV relativeFrom="paragraph">
+              <wp:posOffset>98425</wp:posOffset>
+            </wp:positionV>
+            <wp:extent cx="2190750" cy="1234440"/>
+            <wp:effectExtent l="0" t="0" r="0" b="3810"/>
+            <wp:wrapTight wrapText="bothSides">
+              <wp:wrapPolygon edited="0">
+                <wp:start x="0" y="0"/>
+                <wp:lineTo x="0" y="21333"/>
+                <wp:lineTo x="21412" y="21333"/>
+                <wp:lineTo x="21412" y="0"/>
+                <wp:lineTo x="0" y="0"/>
+              </wp:wrapPolygon>
+            </wp:wrapTight>
+            <wp:docPr id="1222653385" name="Picture 1"/>
+            <wp:cNvGraphicFramePr>
+              <a:graphicFrameLocks xmlns:a="http://schemas.openxmlformats.org/drawingml/2006/main" noChangeAspect="1"/>
+            </wp:cNvGraphicFramePr>
+            <a:graphic xmlns:a="http://schemas.openxmlformats.org/drawingml/2006/main">
+              <a:graphicData uri="http://schemas.openxmlformats.org/drawingml/2006/picture">
+                <pic:pic xmlns:pic="http://schemas.openxmlformats.org/drawingml/2006/picture">
+                  <pic:nvPicPr>
+                    <pic:cNvPr id="1222653385" name=""/>
+                    <pic:cNvPicPr/>
+                  </pic:nvPicPr>
+                  <pic:blipFill>
+                    <a:blip r:embed="rId7">
+                      <a:extLst>
+                        <a:ext uri="{28A0092B-C50C-407E-A947-70E740481C1C}">
+                          <a14:useLocalDpi xmlns:a14="http://schemas.microsoft.com/office/drawing/2010/main" val="0"/>
+                        </a:ext>
+                      </a:extLst>
+                    </a:blip>
+                    <a:stretch>
+                      <a:fillRect/>
+                    </a:stretch>
+                  </pic:blipFill>
+                  <pic:spPr>
+                    <a:xfrm>
+                      <a:off x="0" y="0"/>
+                      <a:ext cx="2190750" cy="1234440"/>
+                    </a:xfrm>
+                    <a:prstGeom prst="rect">
+                      <a:avLst/>
+                    </a:prstGeom>
+                  </pic:spPr>
+                </pic:pic>
+              </a:graphicData>
+            </a:graphic>
+            <wp14:sizeRelH relativeFrom="margin">
+              <wp14:pctWidth>0</wp14:pctWidth>
+            </wp14:sizeRelH>
+            <wp14:sizeRelV relativeFrom="margin">
+              <wp14:pctHeight>0</wp14:pctHeight>
+            </wp14:sizeRelV>
+          </wp:anchor>
+        </w:drawing>
+      </w:r>
+      <w:r>
+        <w:rPr>
+          <w:lang w:val="it-IT"/>
+        </w:rPr>
+        <w:t>se non dice espressamente che si puo’ utilizzare select (per scorrere rapidamente tutto l’lbero con un ciclo for e i come parametro della funzione), bisogna attraversare manualmente l’albero come mostrato sopra.</w:t>
+      </w:r>
+    </w:p>
+    <w:p>
+      <w:pPr>
+        <w:tabs>
+          <w:tab w:val="left" w:pos="916"/>
+          <w:tab w:val="left" w:pos="1832"/>
+          <w:tab w:val="left" w:pos="2748"/>
+          <w:tab w:val="left" w:pos="3664"/>
+          <w:tab w:val="left" w:pos="4580"/>
+          <w:tab w:val="left" w:pos="5496"/>
+          <w:tab w:val="left" w:pos="6412"/>
+          <w:tab w:val="left" w:pos="7328"/>
+          <w:tab w:val="left" w:pos="8244"/>
+          <w:tab w:val="left" w:pos="9160"/>
+          <w:tab w:val="left" w:pos="10076"/>
+          <w:tab w:val="left" w:pos="10992"/>
+          <w:tab w:val="left" w:pos="11908"/>
+          <w:tab w:val="left" w:pos="12824"/>
+          <w:tab w:val="left" w:pos="13740"/>
+          <w:tab w:val="left" w:pos="14656"/>
+        </w:tabs>
+        <w:spacing w:after="0" w:line="240" w:lineRule="auto"/>
+        <w:rPr>
+          <w:rFonts w:ascii="Cascadia Mono" w:eastAsia="Times New Roman" w:hAnsi="Cascadia Mono" w:cs="Cascadia Mono"/>
+          <w:color w:val="000000"/>
+          <w:kern w:val="0"/>
+          <w:sz w:val="18"/>
+          <w:szCs w:val="18"/>
+          <w:lang w:val="en-BE" w:eastAsia="en-BE"/>
+          <w14:ligatures w14:val="none"/>
+        </w:rPr>
+      </w:pPr>
+    </w:p>
+    <w:p>
+      <w:pPr>
+        <w:pStyle w:val="ListParagraph"/>
         <w:rPr>
           <w:lang w:val="it-IT"/>
         </w:rPr>
@@ -297,6 +2460,7 @@
         <w:rPr>
           <w:noProof/>
         </w:rPr>
+        <w:lastRenderedPageBreak/>
         <w:drawing>
           <wp:anchor distT="0" distB="0" distL="114300" distR="114300" simplePos="0" relativeHeight="251659264" behindDoc="0" locked="0" layoutInCell="1" allowOverlap="1" wp14:anchorId="0D63F69C" wp14:editId="5AD1E5BA">
             <wp:simplePos x="0" y="0"/>
@@ -331,7 +2495,7 @@
                     </pic:cNvPicPr>
                   </pic:nvPicPr>
                   <pic:blipFill>
-                    <a:blip r:embed="rId5">
+                    <a:blip r:embed="rId8">
                       <a:extLst>
                         <a:ext uri="{28A0092B-C50C-407E-A947-70E740481C1C}">
                           <a14:useLocalDpi xmlns:a14="http://schemas.microsoft.com/office/drawing/2010/main" val="0"/>
@@ -1278,7 +3442,7 @@
                     <pic:cNvPicPr/>
                   </pic:nvPicPr>
                   <pic:blipFill>
-                    <a:blip r:embed="rId6">
+                    <a:blip r:embed="rId9">
                       <a:extLst>
                         <a:ext uri="{28A0092B-C50C-407E-A947-70E740481C1C}">
                           <a14:useLocalDpi xmlns:a14="http://schemas.microsoft.com/office/drawing/2010/main" val="0"/>
@@ -1404,6 +3568,7 @@
         <w:rPr>
           <w:lang w:val="it-IT"/>
         </w:rPr>
+        <w:lastRenderedPageBreak/>
         <w:t>Utilizzare la lista per calcolare media</w:t>
       </w:r>
     </w:p>
@@ -1466,8 +3631,33 @@
         </w:rPr>
       </w:pPr>
       <w:r>
-        <w:t xml:space="preserve">Non ho capito bene l’implementazione di </w:t>
-      </w:r>
+        <w:t xml:space="preserve">Non </w:t>
+      </w:r>
+      <w:proofErr w:type="spellStart"/>
+      <w:r>
+        <w:t>ho</w:t>
+      </w:r>
+      <w:proofErr w:type="spellEnd"/>
+      <w:r>
+        <w:t xml:space="preserve"> </w:t>
+      </w:r>
+      <w:proofErr w:type="spellStart"/>
+      <w:r>
+        <w:t>capito</w:t>
+      </w:r>
+      <w:proofErr w:type="spellEnd"/>
+      <w:r>
+        <w:t xml:space="preserve"> bene </w:t>
+      </w:r>
+      <w:proofErr w:type="spellStart"/>
+      <w:r>
+        <w:t>l’implementazione</w:t>
+      </w:r>
+      <w:proofErr w:type="spellEnd"/>
+      <w:r>
+        <w:t xml:space="preserve"> di </w:t>
+      </w:r>
+      <w:proofErr w:type="gramStart"/>
       <w:r>
         <w:rPr>
           <w:rFonts w:ascii="Cascadia Mono" w:hAnsi="Cascadia Mono" w:cs="Cascadia Mono"/>
@@ -1491,17 +3681,55 @@
         </w:rPr>
         <w:t>Item</w:t>
       </w:r>
-      <w:r>
-        <w:rPr>
-          <w:rFonts w:ascii="Cascadia Mono" w:hAnsi="Cascadia Mono" w:cs="Cascadia Mono"/>
-          <w:color w:val="000000"/>
-          <w:kern w:val="0"/>
-          <w:sz w:val="19"/>
-          <w:szCs w:val="19"/>
-          <w:highlight w:val="white"/>
-        </w:rPr>
-        <w:t xml:space="preserve"> find_closest_tomean(</w:t>
-      </w:r>
+      <w:proofErr w:type="gramEnd"/>
+      <w:r>
+        <w:rPr>
+          <w:rFonts w:ascii="Cascadia Mono" w:hAnsi="Cascadia Mono" w:cs="Cascadia Mono"/>
+          <w:color w:val="000000"/>
+          <w:kern w:val="0"/>
+          <w:sz w:val="19"/>
+          <w:szCs w:val="19"/>
+          <w:highlight w:val="white"/>
+        </w:rPr>
+        <w:t xml:space="preserve"> </w:t>
+      </w:r>
+      <w:proofErr w:type="spellStart"/>
+      <w:r>
+        <w:rPr>
+          <w:rFonts w:ascii="Cascadia Mono" w:hAnsi="Cascadia Mono" w:cs="Cascadia Mono"/>
+          <w:color w:val="000000"/>
+          <w:kern w:val="0"/>
+          <w:sz w:val="19"/>
+          <w:szCs w:val="19"/>
+          <w:highlight w:val="white"/>
+        </w:rPr>
+        <w:t>find_closest_</w:t>
+      </w:r>
+      <w:proofErr w:type="gramStart"/>
+      <w:r>
+        <w:rPr>
+          <w:rFonts w:ascii="Cascadia Mono" w:hAnsi="Cascadia Mono" w:cs="Cascadia Mono"/>
+          <w:color w:val="000000"/>
+          <w:kern w:val="0"/>
+          <w:sz w:val="19"/>
+          <w:szCs w:val="19"/>
+          <w:highlight w:val="white"/>
+        </w:rPr>
+        <w:t>tomean</w:t>
+      </w:r>
+      <w:proofErr w:type="spellEnd"/>
+      <w:r>
+        <w:rPr>
+          <w:rFonts w:ascii="Cascadia Mono" w:hAnsi="Cascadia Mono" w:cs="Cascadia Mono"/>
+          <w:color w:val="000000"/>
+          <w:kern w:val="0"/>
+          <w:sz w:val="19"/>
+          <w:szCs w:val="19"/>
+          <w:highlight w:val="white"/>
+        </w:rPr>
+        <w:t>(</w:t>
+      </w:r>
+      <w:proofErr w:type="gramEnd"/>
       <w:r>
         <w:rPr>
           <w:rFonts w:ascii="Cascadia Mono" w:hAnsi="Cascadia Mono" w:cs="Cascadia Mono"/>
@@ -1548,8 +3776,21 @@
       </w:r>
     </w:p>
     <w:p>
-      <w:r>
-        <w:t>Studialo meglio.</w:t>
+      <w:proofErr w:type="spellStart"/>
+      <w:r>
+        <w:t>Studialo</w:t>
+      </w:r>
+      <w:proofErr w:type="spellEnd"/>
+      <w:r>
+        <w:t xml:space="preserve"> </w:t>
+      </w:r>
+      <w:proofErr w:type="spellStart"/>
+      <w:r>
+        <w:t>meglio</w:t>
+      </w:r>
+      <w:proofErr w:type="spellEnd"/>
+      <w:r>
+        <w:t>.</w:t>
       </w:r>
     </w:p>
     <w:p>
@@ -1662,6 +3903,184 @@
     </w:lvl>
   </w:abstractNum>
   <w:abstractNum w:abstractNumId="1" w15:restartNumberingAfterBreak="0">
+    <w:nsid w:val="33520EFD"/>
+    <w:multiLevelType w:val="hybridMultilevel"/>
+    <w:tmpl w:val="8B40A800"/>
+    <w:lvl w:ilvl="0" w:tplc="0C000011">
+      <w:start w:val="1"/>
+      <w:numFmt w:val="decimal"/>
+      <w:lvlText w:val="%1)"/>
+      <w:lvlJc w:val="left"/>
+      <w:pPr>
+        <w:ind w:left="720" w:hanging="360"/>
+      </w:pPr>
+      <w:rPr>
+        <w:rFonts w:hint="default"/>
+      </w:rPr>
+    </w:lvl>
+    <w:lvl w:ilvl="1" w:tplc="0C000019" w:tentative="1">
+      <w:start w:val="1"/>
+      <w:numFmt w:val="lowerLetter"/>
+      <w:lvlText w:val="%2."/>
+      <w:lvlJc w:val="left"/>
+      <w:pPr>
+        <w:ind w:left="1440" w:hanging="360"/>
+      </w:pPr>
+    </w:lvl>
+    <w:lvl w:ilvl="2" w:tplc="0C00001B" w:tentative="1">
+      <w:start w:val="1"/>
+      <w:numFmt w:val="lowerRoman"/>
+      <w:lvlText w:val="%3."/>
+      <w:lvlJc w:val="right"/>
+      <w:pPr>
+        <w:ind w:left="2160" w:hanging="180"/>
+      </w:pPr>
+    </w:lvl>
+    <w:lvl w:ilvl="3" w:tplc="0C00000F" w:tentative="1">
+      <w:start w:val="1"/>
+      <w:numFmt w:val="decimal"/>
+      <w:lvlText w:val="%4."/>
+      <w:lvlJc w:val="left"/>
+      <w:pPr>
+        <w:ind w:left="2880" w:hanging="360"/>
+      </w:pPr>
+    </w:lvl>
+    <w:lvl w:ilvl="4" w:tplc="0C000019" w:tentative="1">
+      <w:start w:val="1"/>
+      <w:numFmt w:val="lowerLetter"/>
+      <w:lvlText w:val="%5."/>
+      <w:lvlJc w:val="left"/>
+      <w:pPr>
+        <w:ind w:left="3600" w:hanging="360"/>
+      </w:pPr>
+    </w:lvl>
+    <w:lvl w:ilvl="5" w:tplc="0C00001B" w:tentative="1">
+      <w:start w:val="1"/>
+      <w:numFmt w:val="lowerRoman"/>
+      <w:lvlText w:val="%6."/>
+      <w:lvlJc w:val="right"/>
+      <w:pPr>
+        <w:ind w:left="4320" w:hanging="180"/>
+      </w:pPr>
+    </w:lvl>
+    <w:lvl w:ilvl="6" w:tplc="0C00000F" w:tentative="1">
+      <w:start w:val="1"/>
+      <w:numFmt w:val="decimal"/>
+      <w:lvlText w:val="%7."/>
+      <w:lvlJc w:val="left"/>
+      <w:pPr>
+        <w:ind w:left="5040" w:hanging="360"/>
+      </w:pPr>
+    </w:lvl>
+    <w:lvl w:ilvl="7" w:tplc="0C000019" w:tentative="1">
+      <w:start w:val="1"/>
+      <w:numFmt w:val="lowerLetter"/>
+      <w:lvlText w:val="%8."/>
+      <w:lvlJc w:val="left"/>
+      <w:pPr>
+        <w:ind w:left="5760" w:hanging="360"/>
+      </w:pPr>
+    </w:lvl>
+    <w:lvl w:ilvl="8" w:tplc="0C00001B" w:tentative="1">
+      <w:start w:val="1"/>
+      <w:numFmt w:val="lowerRoman"/>
+      <w:lvlText w:val="%9."/>
+      <w:lvlJc w:val="right"/>
+      <w:pPr>
+        <w:ind w:left="6480" w:hanging="180"/>
+      </w:pPr>
+    </w:lvl>
+  </w:abstractNum>
+  <w:abstractNum w:abstractNumId="2" w15:restartNumberingAfterBreak="0">
+    <w:nsid w:val="41552964"/>
+    <w:multiLevelType w:val="hybridMultilevel"/>
+    <w:tmpl w:val="C4382302"/>
+    <w:lvl w:ilvl="0" w:tplc="0C000011">
+      <w:start w:val="1"/>
+      <w:numFmt w:val="decimal"/>
+      <w:lvlText w:val="%1)"/>
+      <w:lvlJc w:val="left"/>
+      <w:pPr>
+        <w:ind w:left="720" w:hanging="360"/>
+      </w:pPr>
+      <w:rPr>
+        <w:rFonts w:hint="default"/>
+      </w:rPr>
+    </w:lvl>
+    <w:lvl w:ilvl="1" w:tplc="0C000019" w:tentative="1">
+      <w:start w:val="1"/>
+      <w:numFmt w:val="lowerLetter"/>
+      <w:lvlText w:val="%2."/>
+      <w:lvlJc w:val="left"/>
+      <w:pPr>
+        <w:ind w:left="1440" w:hanging="360"/>
+      </w:pPr>
+    </w:lvl>
+    <w:lvl w:ilvl="2" w:tplc="0C00001B" w:tentative="1">
+      <w:start w:val="1"/>
+      <w:numFmt w:val="lowerRoman"/>
+      <w:lvlText w:val="%3."/>
+      <w:lvlJc w:val="right"/>
+      <w:pPr>
+        <w:ind w:left="2160" w:hanging="180"/>
+      </w:pPr>
+    </w:lvl>
+    <w:lvl w:ilvl="3" w:tplc="0C00000F" w:tentative="1">
+      <w:start w:val="1"/>
+      <w:numFmt w:val="decimal"/>
+      <w:lvlText w:val="%4."/>
+      <w:lvlJc w:val="left"/>
+      <w:pPr>
+        <w:ind w:left="2880" w:hanging="360"/>
+      </w:pPr>
+    </w:lvl>
+    <w:lvl w:ilvl="4" w:tplc="0C000019" w:tentative="1">
+      <w:start w:val="1"/>
+      <w:numFmt w:val="lowerLetter"/>
+      <w:lvlText w:val="%5."/>
+      <w:lvlJc w:val="left"/>
+      <w:pPr>
+        <w:ind w:left="3600" w:hanging="360"/>
+      </w:pPr>
+    </w:lvl>
+    <w:lvl w:ilvl="5" w:tplc="0C00001B" w:tentative="1">
+      <w:start w:val="1"/>
+      <w:numFmt w:val="lowerRoman"/>
+      <w:lvlText w:val="%6."/>
+      <w:lvlJc w:val="right"/>
+      <w:pPr>
+        <w:ind w:left="4320" w:hanging="180"/>
+      </w:pPr>
+    </w:lvl>
+    <w:lvl w:ilvl="6" w:tplc="0C00000F" w:tentative="1">
+      <w:start w:val="1"/>
+      <w:numFmt w:val="decimal"/>
+      <w:lvlText w:val="%7."/>
+      <w:lvlJc w:val="left"/>
+      <w:pPr>
+        <w:ind w:left="5040" w:hanging="360"/>
+      </w:pPr>
+    </w:lvl>
+    <w:lvl w:ilvl="7" w:tplc="0C000019" w:tentative="1">
+      <w:start w:val="1"/>
+      <w:numFmt w:val="lowerLetter"/>
+      <w:lvlText w:val="%8."/>
+      <w:lvlJc w:val="left"/>
+      <w:pPr>
+        <w:ind w:left="5760" w:hanging="360"/>
+      </w:pPr>
+    </w:lvl>
+    <w:lvl w:ilvl="8" w:tplc="0C00001B" w:tentative="1">
+      <w:start w:val="1"/>
+      <w:numFmt w:val="lowerRoman"/>
+      <w:lvlText w:val="%9."/>
+      <w:lvlJc w:val="right"/>
+      <w:pPr>
+        <w:ind w:left="6480" w:hanging="180"/>
+      </w:pPr>
+    </w:lvl>
+  </w:abstractNum>
+  <w:abstractNum w:abstractNumId="3" w15:restartNumberingAfterBreak="0">
     <w:nsid w:val="5E66295B"/>
     <w:multiLevelType w:val="hybridMultilevel"/>
     <w:tmpl w:val="0E80B0B2"/>
@@ -1750,7 +4169,7 @@
       </w:pPr>
     </w:lvl>
   </w:abstractNum>
-  <w:abstractNum w:abstractNumId="2" w15:restartNumberingAfterBreak="0">
+  <w:abstractNum w:abstractNumId="4" w15:restartNumberingAfterBreak="0">
     <w:nsid w:val="743144E9"/>
     <w:multiLevelType w:val="hybridMultilevel"/>
     <w:tmpl w:val="99747B18"/>
@@ -1840,13 +4259,19 @@
     </w:lvl>
   </w:abstractNum>
   <w:num w:numId="1" w16cid:durableId="1335500331">
-    <w:abstractNumId w:val="1"/>
+    <w:abstractNumId w:val="3"/>
   </w:num>
   <w:num w:numId="2" w16cid:durableId="943004284">
-    <w:abstractNumId w:val="2"/>
+    <w:abstractNumId w:val="4"/>
   </w:num>
   <w:num w:numId="3" w16cid:durableId="2052142563">
     <w:abstractNumId w:val="0"/>
+  </w:num>
+  <w:num w:numId="4" w16cid:durableId="1505897753">
+    <w:abstractNumId w:val="2"/>
+  </w:num>
+  <w:num w:numId="5" w16cid:durableId="1310094748">
+    <w:abstractNumId w:val="1"/>
   </w:num>
 </w:numbering>
 </file>
@@ -2454,7 +4879,6 @@
   <w:style w:type="character" w:default="1" w:styleId="DefaultParagraphFont">
     <w:name w:val="Default Paragraph Font"/>
     <w:uiPriority w:val="1"/>
-    <w:semiHidden/>
     <w:unhideWhenUsed/>
   </w:style>
   <w:style w:type="table" w:default="1" w:styleId="TableNormal">

--- a/Appunti lezione/Esercizi con BST.docx
+++ b/Appunti lezione/Esercizi con BST.docx
@@ -2154,6 +2154,7 @@
       </w:pPr>
       <w:r>
         <w:rPr>
+          <w:noProof/>
           <w:lang w:val="it-IT"/>
         </w:rPr>
         <w:drawing>
@@ -2222,6 +2223,7 @@
       </w:r>
       <w:r>
         <w:rPr>
+          <w:noProof/>
           <w:lang w:val="it-IT"/>
         </w:rPr>
         <w:drawing>
@@ -2311,6 +2313,7 @@
       </w:pPr>
       <w:r>
         <w:rPr>
+          <w:noProof/>
           <w:lang w:val="it-IT"/>
         </w:rPr>
         <w:drawing>
@@ -3277,11 +3280,13 @@
     <w:p>
       <w:pPr>
         <w:rPr>
-          <w:lang w:val="it-IT"/>
-        </w:rPr>
-      </w:pPr>
-      <w:r>
-        <w:rPr>
+          <w:color w:val="EE0000"/>
+          <w:lang w:val="it-IT"/>
+        </w:rPr>
+      </w:pPr>
+      <w:r>
+        <w:rPr>
+          <w:color w:val="EE0000"/>
           <w:lang w:val="it-IT"/>
         </w:rPr>
         <w:t>Questo è il metodo per copiare un albero in una lista in maniera ordinata</w:t>
@@ -4879,6 +4884,7 @@
   <w:style w:type="character" w:default="1" w:styleId="DefaultParagraphFont">
     <w:name w:val="Default Paragraph Font"/>
     <w:uiPriority w:val="1"/>
+    <w:semiHidden/>
     <w:unhideWhenUsed/>
   </w:style>
   <w:style w:type="table" w:default="1" w:styleId="TableNormal">
